--- a/Documentation/Documentation.docx
+++ b/Documentation/Documentation.docx
@@ -165,777 +165,1350 @@
           <w:bCs/>
         </w:rPr>
         <w:lastRenderedPageBreak/>
-        <w:t xml:space="preserve">#Day 2 - </w:t>
-      </w:r>
-      <w:r>
+        <w:t>#Day 2 - JWT - Authentication</w:t>
+      </w:r>
+    </w:p>
+    <w:p/>
+    <w:p>
+      <w:pPr>
+        <w:spacing w:after="0"/>
+        <w:rPr>
+          <w:sz w:val="20"/>
+          <w:szCs w:val="20"/>
+        </w:rPr>
+      </w:pPr>
+      <w:r>
+        <w:rPr>
+          <w:sz w:val="20"/>
+          <w:szCs w:val="20"/>
+        </w:rPr>
+        <w:t>JWT stands for JSON Web Token</w:t>
+      </w:r>
+    </w:p>
+    <w:p>
+      <w:pPr>
+        <w:spacing w:after="0"/>
+        <w:rPr>
+          <w:sz w:val="20"/>
+          <w:szCs w:val="20"/>
+        </w:rPr>
+      </w:pPr>
+    </w:p>
+    <w:p>
+      <w:pPr>
+        <w:spacing w:after="0"/>
+        <w:rPr>
+          <w:sz w:val="20"/>
+          <w:szCs w:val="20"/>
+        </w:rPr>
+      </w:pPr>
+      <w:r>
+        <w:rPr>
+          <w:sz w:val="20"/>
+          <w:szCs w:val="20"/>
+        </w:rPr>
+        <w:t>Encryption - Converting data into binary from</w:t>
+      </w:r>
+    </w:p>
+    <w:p>
+      <w:pPr>
+        <w:spacing w:after="0"/>
+        <w:rPr>
+          <w:sz w:val="20"/>
+          <w:szCs w:val="20"/>
+        </w:rPr>
+      </w:pPr>
+      <w:r>
+        <w:rPr>
+          <w:sz w:val="20"/>
+          <w:szCs w:val="20"/>
+        </w:rPr>
+        <w:t>Decryption - Converting binary data back into its original form.</w:t>
+      </w:r>
+    </w:p>
+    <w:p>
+      <w:pPr>
+        <w:spacing w:after="0"/>
+        <w:rPr>
+          <w:sz w:val="20"/>
+          <w:szCs w:val="20"/>
+        </w:rPr>
+      </w:pPr>
+    </w:p>
+    <w:p>
+      <w:pPr>
+        <w:spacing w:after="0"/>
+        <w:rPr>
+          <w:sz w:val="20"/>
+          <w:szCs w:val="20"/>
+        </w:rPr>
+      </w:pPr>
+      <w:r>
+        <w:rPr>
+          <w:sz w:val="20"/>
+          <w:szCs w:val="20"/>
+        </w:rPr>
+        <w:t xml:space="preserve">Token is stored in hash mapping. </w:t>
+      </w:r>
+    </w:p>
+    <w:p>
+      <w:pPr>
+        <w:spacing w:after="0"/>
+        <w:rPr>
+          <w:sz w:val="20"/>
+          <w:szCs w:val="20"/>
+        </w:rPr>
+      </w:pPr>
+      <w:r>
+        <w:rPr>
+          <w:sz w:val="20"/>
+          <w:szCs w:val="20"/>
+        </w:rPr>
+        <w:t>Hashing - It is used for mainly for storing password in the database.</w:t>
+      </w:r>
+    </w:p>
+    <w:p>
+      <w:pPr>
+        <w:spacing w:after="0"/>
+        <w:rPr>
+          <w:sz w:val="20"/>
+          <w:szCs w:val="20"/>
+        </w:rPr>
+      </w:pPr>
+    </w:p>
+    <w:p>
+      <w:pPr>
+        <w:spacing w:after="0"/>
+        <w:rPr>
+          <w:sz w:val="20"/>
+          <w:szCs w:val="20"/>
+        </w:rPr>
+      </w:pPr>
+      <w:r>
+        <w:rPr>
+          <w:sz w:val="20"/>
+          <w:szCs w:val="20"/>
+        </w:rPr>
+        <w:t xml:space="preserve">JWT - </w:t>
+      </w:r>
+      <w:proofErr w:type="gramStart"/>
+      <w:r>
+        <w:rPr>
+          <w:sz w:val="20"/>
+          <w:szCs w:val="20"/>
+        </w:rPr>
+        <w:t>authentication :</w:t>
+      </w:r>
+      <w:proofErr w:type="gramEnd"/>
+      <w:r>
+        <w:rPr>
+          <w:sz w:val="20"/>
+          <w:szCs w:val="20"/>
+        </w:rPr>
+        <w:t xml:space="preserve">- </w:t>
+      </w:r>
+    </w:p>
+    <w:p>
+      <w:pPr>
+        <w:spacing w:after="0"/>
+        <w:rPr>
+          <w:sz w:val="20"/>
+          <w:szCs w:val="20"/>
+        </w:rPr>
+      </w:pPr>
+      <w:r>
+        <w:rPr>
+          <w:sz w:val="20"/>
+          <w:szCs w:val="20"/>
+        </w:rPr>
+        <w:t>Having some algorithm token used for authentication and authorization between a client and a server.</w:t>
+      </w:r>
+    </w:p>
+    <w:p>
+      <w:pPr>
+        <w:spacing w:after="0"/>
+        <w:rPr>
+          <w:sz w:val="20"/>
+          <w:szCs w:val="20"/>
+        </w:rPr>
+      </w:pPr>
+    </w:p>
+    <w:p>
+      <w:pPr>
+        <w:spacing w:after="0"/>
+        <w:rPr>
+          <w:sz w:val="20"/>
+          <w:szCs w:val="20"/>
+        </w:rPr>
+      </w:pPr>
+      <w:r>
+        <w:rPr>
+          <w:sz w:val="20"/>
+          <w:szCs w:val="20"/>
+        </w:rPr>
+        <w:t xml:space="preserve">To use in </w:t>
+      </w:r>
+      <w:proofErr w:type="gramStart"/>
+      <w:r>
+        <w:rPr>
+          <w:sz w:val="20"/>
+          <w:szCs w:val="20"/>
+        </w:rPr>
+        <w:t>java</w:t>
+      </w:r>
+      <w:proofErr w:type="gramEnd"/>
+      <w:r>
+        <w:rPr>
+          <w:sz w:val="20"/>
+          <w:szCs w:val="20"/>
+        </w:rPr>
+        <w:t xml:space="preserve"> we </w:t>
+      </w:r>
+      <w:proofErr w:type="gramStart"/>
+      <w:r>
+        <w:rPr>
+          <w:sz w:val="20"/>
+          <w:szCs w:val="20"/>
+        </w:rPr>
+        <w:t>use:-</w:t>
+      </w:r>
+      <w:proofErr w:type="gramEnd"/>
+    </w:p>
+    <w:p>
+      <w:pPr>
+        <w:spacing w:after="0"/>
+        <w:rPr>
+          <w:sz w:val="20"/>
+          <w:szCs w:val="20"/>
+        </w:rPr>
+      </w:pPr>
+      <w:proofErr w:type="spellStart"/>
+      <w:r>
+        <w:rPr>
+          <w:sz w:val="20"/>
+          <w:szCs w:val="20"/>
+        </w:rPr>
+        <w:t>jwtService</w:t>
+      </w:r>
+      <w:proofErr w:type="spellEnd"/>
+    </w:p>
+    <w:p>
+      <w:pPr>
+        <w:spacing w:after="0"/>
+        <w:rPr>
+          <w:sz w:val="20"/>
+          <w:szCs w:val="20"/>
+        </w:rPr>
+      </w:pPr>
+      <w:proofErr w:type="spellStart"/>
+      <w:r>
+        <w:rPr>
+          <w:sz w:val="20"/>
+          <w:szCs w:val="20"/>
+        </w:rPr>
+        <w:t>jwtUtil</w:t>
+      </w:r>
+      <w:proofErr w:type="spellEnd"/>
+    </w:p>
+    <w:p>
+      <w:pPr>
+        <w:spacing w:after="0"/>
+        <w:rPr>
+          <w:sz w:val="20"/>
+          <w:szCs w:val="20"/>
+        </w:rPr>
+      </w:pPr>
+      <w:proofErr w:type="spellStart"/>
+      <w:r>
+        <w:rPr>
+          <w:sz w:val="20"/>
+          <w:szCs w:val="20"/>
+        </w:rPr>
+        <w:t>jwtTokenProvider</w:t>
+      </w:r>
+      <w:proofErr w:type="spellEnd"/>
+    </w:p>
+    <w:p>
+      <w:pPr>
+        <w:spacing w:after="0"/>
+        <w:rPr>
+          <w:sz w:val="20"/>
+          <w:szCs w:val="20"/>
+        </w:rPr>
+      </w:pPr>
+    </w:p>
+    <w:p>
+      <w:pPr>
+        <w:spacing w:after="0"/>
+        <w:rPr>
+          <w:sz w:val="20"/>
+          <w:szCs w:val="20"/>
+        </w:rPr>
+      </w:pPr>
+    </w:p>
+    <w:p>
+      <w:pPr>
+        <w:spacing w:after="0"/>
+        <w:rPr>
+          <w:sz w:val="20"/>
+          <w:szCs w:val="20"/>
+        </w:rPr>
+      </w:pPr>
+      <w:r>
+        <w:rPr>
+          <w:sz w:val="20"/>
+          <w:szCs w:val="20"/>
+        </w:rPr>
+        <w:t>JWT Utility Class</w:t>
+      </w:r>
+    </w:p>
+    <w:p>
+      <w:pPr>
+        <w:spacing w:after="0"/>
+        <w:rPr>
+          <w:sz w:val="20"/>
+          <w:szCs w:val="20"/>
+        </w:rPr>
+      </w:pPr>
+      <w:r>
+        <w:rPr>
+          <w:sz w:val="20"/>
+          <w:szCs w:val="20"/>
+        </w:rPr>
+        <w:t xml:space="preserve">public class </w:t>
+      </w:r>
+      <w:proofErr w:type="spellStart"/>
+      <w:r>
+        <w:rPr>
+          <w:sz w:val="20"/>
+          <w:szCs w:val="20"/>
+        </w:rPr>
+        <w:t>JwtUtil</w:t>
+      </w:r>
+      <w:proofErr w:type="spellEnd"/>
+      <w:r>
+        <w:rPr>
+          <w:sz w:val="20"/>
+          <w:szCs w:val="20"/>
+        </w:rPr>
+        <w:t xml:space="preserve"> {</w:t>
+      </w:r>
+    </w:p>
+    <w:p>
+      <w:pPr>
+        <w:spacing w:after="0"/>
+        <w:rPr>
+          <w:sz w:val="20"/>
+          <w:szCs w:val="20"/>
+        </w:rPr>
+      </w:pPr>
+      <w:r>
+        <w:rPr>
+          <w:sz w:val="20"/>
+          <w:szCs w:val="20"/>
+        </w:rPr>
+        <w:t xml:space="preserve">    // Create JWT Token</w:t>
+      </w:r>
+    </w:p>
+    <w:p>
+      <w:pPr>
+        <w:spacing w:after="0"/>
+        <w:rPr>
+          <w:sz w:val="20"/>
+          <w:szCs w:val="20"/>
+        </w:rPr>
+      </w:pPr>
+      <w:r>
+        <w:rPr>
+          <w:sz w:val="20"/>
+          <w:szCs w:val="20"/>
+        </w:rPr>
+        <w:t xml:space="preserve">    public String </w:t>
+      </w:r>
+      <w:proofErr w:type="spellStart"/>
+      <w:proofErr w:type="gramStart"/>
+      <w:r>
+        <w:rPr>
+          <w:sz w:val="20"/>
+          <w:szCs w:val="20"/>
+        </w:rPr>
+        <w:t>generateToken</w:t>
+      </w:r>
+      <w:proofErr w:type="spellEnd"/>
+      <w:r>
+        <w:rPr>
+          <w:sz w:val="20"/>
+          <w:szCs w:val="20"/>
+        </w:rPr>
+        <w:t>(</w:t>
+      </w:r>
+      <w:proofErr w:type="gramEnd"/>
+      <w:r>
+        <w:rPr>
+          <w:sz w:val="20"/>
+          <w:szCs w:val="20"/>
+        </w:rPr>
+        <w:t>String username) {</w:t>
+      </w:r>
+    </w:p>
+    <w:p>
+      <w:pPr>
+        <w:spacing w:after="0"/>
+        <w:rPr>
+          <w:sz w:val="20"/>
+          <w:szCs w:val="20"/>
+        </w:rPr>
+      </w:pPr>
+      <w:r>
+        <w:rPr>
+          <w:sz w:val="20"/>
+          <w:szCs w:val="20"/>
+        </w:rPr>
+        <w:t xml:space="preserve">        ...</w:t>
+      </w:r>
+    </w:p>
+    <w:p>
+      <w:pPr>
+        <w:spacing w:after="0"/>
+        <w:rPr>
+          <w:sz w:val="20"/>
+          <w:szCs w:val="20"/>
+        </w:rPr>
+      </w:pPr>
+      <w:r>
+        <w:rPr>
+          <w:sz w:val="20"/>
+          <w:szCs w:val="20"/>
+        </w:rPr>
+        <w:t xml:space="preserve">    }</w:t>
+      </w:r>
+    </w:p>
+    <w:p>
+      <w:pPr>
+        <w:spacing w:after="0"/>
+        <w:rPr>
+          <w:sz w:val="20"/>
+          <w:szCs w:val="20"/>
+        </w:rPr>
+      </w:pPr>
+      <w:r>
+        <w:rPr>
+          <w:sz w:val="20"/>
+          <w:szCs w:val="20"/>
+        </w:rPr>
+        <w:t xml:space="preserve">    // Read username from token</w:t>
+      </w:r>
+    </w:p>
+    <w:p>
+      <w:pPr>
+        <w:spacing w:after="0"/>
+        <w:rPr>
+          <w:sz w:val="20"/>
+          <w:szCs w:val="20"/>
+        </w:rPr>
+      </w:pPr>
+      <w:r>
+        <w:rPr>
+          <w:sz w:val="20"/>
+          <w:szCs w:val="20"/>
+        </w:rPr>
+        <w:t xml:space="preserve">    public String </w:t>
+      </w:r>
+      <w:proofErr w:type="spellStart"/>
+      <w:proofErr w:type="gramStart"/>
+      <w:r>
+        <w:rPr>
+          <w:sz w:val="20"/>
+          <w:szCs w:val="20"/>
+        </w:rPr>
+        <w:t>extractUsername</w:t>
+      </w:r>
+      <w:proofErr w:type="spellEnd"/>
+      <w:r>
+        <w:rPr>
+          <w:sz w:val="20"/>
+          <w:szCs w:val="20"/>
+        </w:rPr>
+        <w:t>(</w:t>
+      </w:r>
+      <w:proofErr w:type="gramEnd"/>
+      <w:r>
+        <w:rPr>
+          <w:sz w:val="20"/>
+          <w:szCs w:val="20"/>
+        </w:rPr>
+        <w:t>String token) {</w:t>
+      </w:r>
+    </w:p>
+    <w:p>
+      <w:pPr>
+        <w:spacing w:after="0"/>
+        <w:rPr>
+          <w:sz w:val="20"/>
+          <w:szCs w:val="20"/>
+        </w:rPr>
+      </w:pPr>
+      <w:r>
+        <w:rPr>
+          <w:sz w:val="20"/>
+          <w:szCs w:val="20"/>
+        </w:rPr>
+        <w:t xml:space="preserve">        ...</w:t>
+      </w:r>
+    </w:p>
+    <w:p>
+      <w:pPr>
+        <w:spacing w:after="0"/>
+        <w:rPr>
+          <w:sz w:val="20"/>
+          <w:szCs w:val="20"/>
+        </w:rPr>
+      </w:pPr>
+      <w:r>
+        <w:rPr>
+          <w:sz w:val="20"/>
+          <w:szCs w:val="20"/>
+        </w:rPr>
+        <w:t xml:space="preserve">    }</w:t>
+      </w:r>
+    </w:p>
+    <w:p>
+      <w:pPr>
+        <w:spacing w:after="0"/>
+        <w:rPr>
+          <w:sz w:val="20"/>
+          <w:szCs w:val="20"/>
+        </w:rPr>
+      </w:pPr>
+      <w:r>
+        <w:rPr>
+          <w:sz w:val="20"/>
+          <w:szCs w:val="20"/>
+        </w:rPr>
+        <w:t xml:space="preserve">    // Check whether token is valid</w:t>
+      </w:r>
+    </w:p>
+    <w:p>
+      <w:pPr>
+        <w:spacing w:after="0"/>
+        <w:rPr>
+          <w:sz w:val="20"/>
+          <w:szCs w:val="20"/>
+        </w:rPr>
+      </w:pPr>
+      <w:r>
+        <w:rPr>
+          <w:sz w:val="20"/>
+          <w:szCs w:val="20"/>
+        </w:rPr>
+        <w:t xml:space="preserve">    public </w:t>
+      </w:r>
+      <w:proofErr w:type="spellStart"/>
+      <w:r>
+        <w:rPr>
+          <w:sz w:val="20"/>
+          <w:szCs w:val="20"/>
+        </w:rPr>
+        <w:t>boolean</w:t>
+      </w:r>
+      <w:proofErr w:type="spellEnd"/>
+      <w:r>
+        <w:rPr>
+          <w:sz w:val="20"/>
+          <w:szCs w:val="20"/>
+        </w:rPr>
+        <w:t xml:space="preserve"> </w:t>
+      </w:r>
+      <w:proofErr w:type="spellStart"/>
+      <w:proofErr w:type="gramStart"/>
+      <w:r>
+        <w:rPr>
+          <w:sz w:val="20"/>
+          <w:szCs w:val="20"/>
+        </w:rPr>
+        <w:t>validateToken</w:t>
+      </w:r>
+      <w:proofErr w:type="spellEnd"/>
+      <w:r>
+        <w:rPr>
+          <w:sz w:val="20"/>
+          <w:szCs w:val="20"/>
+        </w:rPr>
+        <w:t>(</w:t>
+      </w:r>
+      <w:proofErr w:type="gramEnd"/>
+      <w:r>
+        <w:rPr>
+          <w:sz w:val="20"/>
+          <w:szCs w:val="20"/>
+        </w:rPr>
+        <w:t>String token) {</w:t>
+      </w:r>
+    </w:p>
+    <w:p>
+      <w:pPr>
+        <w:spacing w:after="0"/>
+        <w:rPr>
+          <w:sz w:val="20"/>
+          <w:szCs w:val="20"/>
+        </w:rPr>
+      </w:pPr>
+      <w:r>
+        <w:rPr>
+          <w:sz w:val="20"/>
+          <w:szCs w:val="20"/>
+        </w:rPr>
+        <w:t xml:space="preserve">        ...</w:t>
+      </w:r>
+    </w:p>
+    <w:p>
+      <w:pPr>
+        <w:spacing w:after="0"/>
+        <w:rPr>
+          <w:sz w:val="20"/>
+          <w:szCs w:val="20"/>
+        </w:rPr>
+      </w:pPr>
+      <w:r>
+        <w:rPr>
+          <w:sz w:val="20"/>
+          <w:szCs w:val="20"/>
+        </w:rPr>
+        <w:t xml:space="preserve">    }</w:t>
+      </w:r>
+    </w:p>
+    <w:p>
+      <w:pPr>
+        <w:spacing w:after="0"/>
+        <w:rPr>
+          <w:sz w:val="20"/>
+          <w:szCs w:val="20"/>
+        </w:rPr>
+      </w:pPr>
+      <w:r>
+        <w:rPr>
+          <w:sz w:val="20"/>
+          <w:szCs w:val="20"/>
+        </w:rPr>
+        <w:t>}</w:t>
+      </w:r>
+    </w:p>
+    <w:p>
+      <w:pPr>
+        <w:spacing w:after="0"/>
+        <w:rPr>
+          <w:sz w:val="20"/>
+          <w:szCs w:val="20"/>
+        </w:rPr>
+      </w:pPr>
+    </w:p>
+    <w:p>
+      <w:pPr>
+        <w:spacing w:after="0"/>
+        <w:rPr>
+          <w:sz w:val="20"/>
+          <w:szCs w:val="20"/>
+        </w:rPr>
+      </w:pPr>
+      <w:r>
+        <w:rPr>
+          <w:sz w:val="20"/>
+          <w:szCs w:val="20"/>
+        </w:rPr>
+        <w:t xml:space="preserve">String token = </w:t>
+      </w:r>
+      <w:proofErr w:type="spellStart"/>
+      <w:r>
+        <w:rPr>
+          <w:sz w:val="20"/>
+          <w:szCs w:val="20"/>
+        </w:rPr>
+        <w:t>jwtUtil.generateToken</w:t>
+      </w:r>
+      <w:proofErr w:type="spellEnd"/>
+      <w:r>
+        <w:rPr>
+          <w:sz w:val="20"/>
+          <w:szCs w:val="20"/>
+        </w:rPr>
+        <w:t>("rahul@gmail.com");</w:t>
+      </w:r>
+    </w:p>
+    <w:p>
+      <w:pPr>
+        <w:spacing w:after="0"/>
+        <w:rPr>
+          <w:sz w:val="20"/>
+          <w:szCs w:val="20"/>
+        </w:rPr>
+      </w:pPr>
+    </w:p>
+    <w:p>
+      <w:pPr>
+        <w:spacing w:after="0"/>
+        <w:rPr>
+          <w:sz w:val="20"/>
+          <w:szCs w:val="20"/>
+        </w:rPr>
+      </w:pPr>
+      <w:r>
+        <w:rPr>
+          <w:sz w:val="20"/>
+          <w:szCs w:val="20"/>
+        </w:rPr>
+        <w:t>Payload - It is the input in the backend.</w:t>
+      </w:r>
+    </w:p>
+    <w:p>
+      <w:pPr>
+        <w:spacing w:after="0"/>
+        <w:rPr>
+          <w:sz w:val="20"/>
+          <w:szCs w:val="20"/>
+        </w:rPr>
+      </w:pPr>
+    </w:p>
+    <w:p>
+      <w:pPr>
+        <w:spacing w:after="0"/>
+        <w:rPr>
+          <w:sz w:val="20"/>
+          <w:szCs w:val="20"/>
+        </w:rPr>
+      </w:pPr>
+    </w:p>
+    <w:p>
+      <w:pPr>
+        <w:spacing w:after="0"/>
+        <w:rPr>
+          <w:sz w:val="20"/>
+          <w:szCs w:val="20"/>
+        </w:rPr>
+      </w:pPr>
+    </w:p>
+    <w:p>
+      <w:pPr>
+        <w:spacing w:after="0"/>
+        <w:rPr>
+          <w:sz w:val="20"/>
+          <w:szCs w:val="20"/>
+        </w:rPr>
+      </w:pPr>
+    </w:p>
+    <w:p>
+      <w:pPr>
+        <w:spacing w:after="0"/>
+        <w:rPr>
+          <w:sz w:val="20"/>
+          <w:szCs w:val="20"/>
+        </w:rPr>
+      </w:pPr>
+    </w:p>
+    <w:p>
+      <w:pPr>
+        <w:spacing w:after="0"/>
+        <w:rPr>
+          <w:sz w:val="20"/>
+          <w:szCs w:val="20"/>
+        </w:rPr>
+      </w:pPr>
+    </w:p>
+    <w:p>
+      <w:pPr>
+        <w:spacing w:after="0"/>
         <w:rPr>
           <w:b/>
           <w:bCs/>
         </w:rPr>
-        <w:t>JWT - Authentication</w:t>
-      </w:r>
-    </w:p>
-    <w:p/>
-    <w:p>
-      <w:pPr>
-        <w:spacing w:after="0"/>
-        <w:rPr>
-          <w:sz w:val="20"/>
-          <w:szCs w:val="20"/>
-        </w:rPr>
-      </w:pPr>
-      <w:r>
-        <w:rPr>
-          <w:sz w:val="20"/>
-          <w:szCs w:val="20"/>
-        </w:rPr>
-        <w:t>JWT stands for JSON Web Token</w:t>
-      </w:r>
-    </w:p>
-    <w:p>
-      <w:pPr>
-        <w:spacing w:after="0"/>
-        <w:rPr>
-          <w:sz w:val="20"/>
-          <w:szCs w:val="20"/>
-        </w:rPr>
-      </w:pPr>
-    </w:p>
-    <w:p>
-      <w:pPr>
-        <w:spacing w:after="0"/>
-        <w:rPr>
-          <w:sz w:val="20"/>
-          <w:szCs w:val="20"/>
-        </w:rPr>
-      </w:pPr>
-      <w:r>
-        <w:rPr>
-          <w:sz w:val="20"/>
-          <w:szCs w:val="20"/>
-        </w:rPr>
-        <w:t>Encryption - Converting data into binary from</w:t>
-      </w:r>
-    </w:p>
-    <w:p>
-      <w:pPr>
-        <w:spacing w:after="0"/>
-        <w:rPr>
-          <w:sz w:val="20"/>
-          <w:szCs w:val="20"/>
-        </w:rPr>
-      </w:pPr>
-      <w:r>
-        <w:rPr>
-          <w:sz w:val="20"/>
-          <w:szCs w:val="20"/>
-        </w:rPr>
-        <w:t>Decryption - Converting binary data back into its original form.</w:t>
-      </w:r>
-    </w:p>
-    <w:p>
-      <w:pPr>
-        <w:spacing w:after="0"/>
-        <w:rPr>
-          <w:sz w:val="20"/>
-          <w:szCs w:val="20"/>
-        </w:rPr>
-      </w:pPr>
-    </w:p>
-    <w:p>
-      <w:pPr>
-        <w:spacing w:after="0"/>
-        <w:rPr>
-          <w:sz w:val="20"/>
-          <w:szCs w:val="20"/>
-        </w:rPr>
-      </w:pPr>
-      <w:r>
-        <w:rPr>
-          <w:sz w:val="20"/>
-          <w:szCs w:val="20"/>
-        </w:rPr>
-        <w:t xml:space="preserve">Token is stored in hash mapping. </w:t>
-      </w:r>
-    </w:p>
-    <w:p>
-      <w:pPr>
-        <w:spacing w:after="0"/>
-        <w:rPr>
-          <w:sz w:val="20"/>
-          <w:szCs w:val="20"/>
-        </w:rPr>
-      </w:pPr>
-      <w:r>
-        <w:rPr>
-          <w:sz w:val="20"/>
-          <w:szCs w:val="20"/>
-        </w:rPr>
-        <w:t>Hashing - It is used for mainly for storing password in the database.</w:t>
-      </w:r>
-    </w:p>
-    <w:p>
-      <w:pPr>
-        <w:spacing w:after="0"/>
-        <w:rPr>
-          <w:sz w:val="20"/>
-          <w:szCs w:val="20"/>
-        </w:rPr>
-      </w:pPr>
-    </w:p>
-    <w:p>
-      <w:pPr>
-        <w:spacing w:after="0"/>
-        <w:rPr>
-          <w:sz w:val="20"/>
-          <w:szCs w:val="20"/>
-        </w:rPr>
-      </w:pPr>
-      <w:r>
-        <w:rPr>
-          <w:sz w:val="20"/>
-          <w:szCs w:val="20"/>
-        </w:rPr>
-        <w:t xml:space="preserve">JWT - </w:t>
-      </w:r>
-      <w:proofErr w:type="gramStart"/>
-      <w:r>
-        <w:rPr>
-          <w:sz w:val="20"/>
-          <w:szCs w:val="20"/>
-        </w:rPr>
-        <w:t>authentication :</w:t>
-      </w:r>
-      <w:proofErr w:type="gramEnd"/>
-      <w:r>
-        <w:rPr>
-          <w:sz w:val="20"/>
-          <w:szCs w:val="20"/>
-        </w:rPr>
-        <w:t xml:space="preserve">- </w:t>
-      </w:r>
-    </w:p>
-    <w:p>
-      <w:pPr>
-        <w:spacing w:after="0"/>
-        <w:rPr>
-          <w:sz w:val="20"/>
-          <w:szCs w:val="20"/>
-        </w:rPr>
-      </w:pPr>
-      <w:r>
-        <w:rPr>
-          <w:sz w:val="20"/>
-          <w:szCs w:val="20"/>
-        </w:rPr>
-        <w:t>Having some algorithm token used for authentication and authorization between a client and a server.</w:t>
-      </w:r>
-    </w:p>
-    <w:p>
-      <w:pPr>
-        <w:spacing w:after="0"/>
-        <w:rPr>
-          <w:sz w:val="20"/>
-          <w:szCs w:val="20"/>
-        </w:rPr>
-      </w:pPr>
-    </w:p>
-    <w:p>
-      <w:pPr>
-        <w:spacing w:after="0"/>
-        <w:rPr>
-          <w:sz w:val="20"/>
-          <w:szCs w:val="20"/>
-        </w:rPr>
-      </w:pPr>
-      <w:r>
-        <w:rPr>
-          <w:sz w:val="20"/>
-          <w:szCs w:val="20"/>
-        </w:rPr>
-        <w:t xml:space="preserve">To use in </w:t>
-      </w:r>
-      <w:proofErr w:type="gramStart"/>
-      <w:r>
-        <w:rPr>
-          <w:sz w:val="20"/>
-          <w:szCs w:val="20"/>
-        </w:rPr>
-        <w:t>java</w:t>
-      </w:r>
-      <w:proofErr w:type="gramEnd"/>
-      <w:r>
-        <w:rPr>
-          <w:sz w:val="20"/>
-          <w:szCs w:val="20"/>
-        </w:rPr>
-        <w:t xml:space="preserve"> we </w:t>
-      </w:r>
-      <w:proofErr w:type="gramStart"/>
-      <w:r>
-        <w:rPr>
-          <w:sz w:val="20"/>
-          <w:szCs w:val="20"/>
-        </w:rPr>
-        <w:t>use:-</w:t>
-      </w:r>
-      <w:proofErr w:type="gramEnd"/>
-    </w:p>
-    <w:p>
-      <w:pPr>
-        <w:spacing w:after="0"/>
-        <w:rPr>
-          <w:sz w:val="20"/>
-          <w:szCs w:val="20"/>
-        </w:rPr>
-      </w:pPr>
-      <w:proofErr w:type="spellStart"/>
-      <w:r>
-        <w:rPr>
-          <w:sz w:val="20"/>
-          <w:szCs w:val="20"/>
-        </w:rPr>
-        <w:t>jwtService</w:t>
-      </w:r>
-      <w:proofErr w:type="spellEnd"/>
-    </w:p>
-    <w:p>
-      <w:pPr>
-        <w:spacing w:after="0"/>
-        <w:rPr>
-          <w:sz w:val="20"/>
-          <w:szCs w:val="20"/>
-        </w:rPr>
-      </w:pPr>
-      <w:proofErr w:type="spellStart"/>
-      <w:r>
-        <w:rPr>
-          <w:sz w:val="20"/>
-          <w:szCs w:val="20"/>
-        </w:rPr>
-        <w:t>jwtUtil</w:t>
-      </w:r>
-      <w:proofErr w:type="spellEnd"/>
-    </w:p>
-    <w:p>
-      <w:pPr>
-        <w:spacing w:after="0"/>
-        <w:rPr>
-          <w:sz w:val="20"/>
-          <w:szCs w:val="20"/>
-        </w:rPr>
-      </w:pPr>
-      <w:proofErr w:type="spellStart"/>
-      <w:r>
-        <w:rPr>
-          <w:sz w:val="20"/>
-          <w:szCs w:val="20"/>
-        </w:rPr>
-        <w:t>jwtTokenProvider</w:t>
-      </w:r>
-      <w:proofErr w:type="spellEnd"/>
-    </w:p>
-    <w:p>
-      <w:pPr>
-        <w:spacing w:after="0"/>
-        <w:rPr>
-          <w:sz w:val="20"/>
-          <w:szCs w:val="20"/>
-        </w:rPr>
-      </w:pPr>
-    </w:p>
-    <w:p>
-      <w:pPr>
-        <w:spacing w:after="0"/>
-        <w:rPr>
-          <w:sz w:val="20"/>
-          <w:szCs w:val="20"/>
-        </w:rPr>
-      </w:pPr>
-    </w:p>
-    <w:p>
-      <w:pPr>
-        <w:spacing w:after="0"/>
-        <w:rPr>
-          <w:sz w:val="20"/>
-          <w:szCs w:val="20"/>
-        </w:rPr>
-      </w:pPr>
-      <w:r>
-        <w:rPr>
-          <w:sz w:val="20"/>
-          <w:szCs w:val="20"/>
-        </w:rPr>
-        <w:t>JWT Utility Class</w:t>
-      </w:r>
-    </w:p>
-    <w:p>
-      <w:pPr>
-        <w:spacing w:after="0"/>
-        <w:rPr>
-          <w:sz w:val="20"/>
-          <w:szCs w:val="20"/>
-        </w:rPr>
-      </w:pPr>
-      <w:r>
-        <w:rPr>
-          <w:sz w:val="20"/>
-          <w:szCs w:val="20"/>
-        </w:rPr>
-        <w:t xml:space="preserve">public class </w:t>
-      </w:r>
-      <w:proofErr w:type="spellStart"/>
-      <w:r>
-        <w:rPr>
-          <w:sz w:val="20"/>
-          <w:szCs w:val="20"/>
-        </w:rPr>
-        <w:t>JwtUtil</w:t>
-      </w:r>
-      <w:proofErr w:type="spellEnd"/>
-      <w:r>
-        <w:rPr>
-          <w:sz w:val="20"/>
-          <w:szCs w:val="20"/>
-        </w:rPr>
-        <w:t xml:space="preserve"> {</w:t>
-      </w:r>
-    </w:p>
-    <w:p>
-      <w:pPr>
-        <w:spacing w:after="0"/>
-        <w:rPr>
-          <w:sz w:val="20"/>
-          <w:szCs w:val="20"/>
-        </w:rPr>
-      </w:pPr>
-      <w:r>
-        <w:rPr>
-          <w:sz w:val="20"/>
-          <w:szCs w:val="20"/>
-        </w:rPr>
-        <w:t xml:space="preserve">    // Create JWT Token</w:t>
-      </w:r>
-    </w:p>
-    <w:p>
-      <w:pPr>
-        <w:spacing w:after="0"/>
-        <w:rPr>
-          <w:sz w:val="20"/>
-          <w:szCs w:val="20"/>
-        </w:rPr>
-      </w:pPr>
-      <w:r>
-        <w:rPr>
-          <w:sz w:val="20"/>
-          <w:szCs w:val="20"/>
-        </w:rPr>
-        <w:t xml:space="preserve">    public String </w:t>
-      </w:r>
-      <w:proofErr w:type="spellStart"/>
-      <w:proofErr w:type="gramStart"/>
-      <w:r>
-        <w:rPr>
-          <w:sz w:val="20"/>
-          <w:szCs w:val="20"/>
-        </w:rPr>
-        <w:t>generateToken</w:t>
-      </w:r>
-      <w:proofErr w:type="spellEnd"/>
-      <w:r>
-        <w:rPr>
-          <w:sz w:val="20"/>
-          <w:szCs w:val="20"/>
-        </w:rPr>
-        <w:t>(</w:t>
-      </w:r>
-      <w:proofErr w:type="gramEnd"/>
-      <w:r>
-        <w:rPr>
-          <w:sz w:val="20"/>
-          <w:szCs w:val="20"/>
-        </w:rPr>
-        <w:t>String username) {</w:t>
-      </w:r>
-    </w:p>
-    <w:p>
-      <w:pPr>
-        <w:spacing w:after="0"/>
-        <w:rPr>
-          <w:sz w:val="20"/>
-          <w:szCs w:val="20"/>
-        </w:rPr>
-      </w:pPr>
-      <w:r>
-        <w:rPr>
-          <w:sz w:val="20"/>
-          <w:szCs w:val="20"/>
-        </w:rPr>
-        <w:t xml:space="preserve">        ...</w:t>
-      </w:r>
-    </w:p>
-    <w:p>
-      <w:pPr>
-        <w:spacing w:after="0"/>
-        <w:rPr>
-          <w:sz w:val="20"/>
-          <w:szCs w:val="20"/>
-        </w:rPr>
-      </w:pPr>
-      <w:r>
-        <w:rPr>
-          <w:sz w:val="20"/>
-          <w:szCs w:val="20"/>
-        </w:rPr>
-        <w:t xml:space="preserve">    }</w:t>
-      </w:r>
-    </w:p>
-    <w:p>
-      <w:pPr>
-        <w:spacing w:after="0"/>
-        <w:rPr>
-          <w:sz w:val="20"/>
-          <w:szCs w:val="20"/>
-        </w:rPr>
-      </w:pPr>
-      <w:r>
-        <w:rPr>
-          <w:sz w:val="20"/>
-          <w:szCs w:val="20"/>
-        </w:rPr>
-        <w:t xml:space="preserve">    // Read username from token</w:t>
-      </w:r>
-    </w:p>
-    <w:p>
-      <w:pPr>
-        <w:spacing w:after="0"/>
-        <w:rPr>
-          <w:sz w:val="20"/>
-          <w:szCs w:val="20"/>
-        </w:rPr>
-      </w:pPr>
-      <w:r>
-        <w:rPr>
-          <w:sz w:val="20"/>
-          <w:szCs w:val="20"/>
-        </w:rPr>
-        <w:t xml:space="preserve">    public String </w:t>
-      </w:r>
-      <w:proofErr w:type="spellStart"/>
-      <w:proofErr w:type="gramStart"/>
-      <w:r>
-        <w:rPr>
-          <w:sz w:val="20"/>
-          <w:szCs w:val="20"/>
-        </w:rPr>
-        <w:t>extractUsername</w:t>
-      </w:r>
-      <w:proofErr w:type="spellEnd"/>
-      <w:r>
-        <w:rPr>
-          <w:sz w:val="20"/>
-          <w:szCs w:val="20"/>
-        </w:rPr>
-        <w:t>(</w:t>
-      </w:r>
-      <w:proofErr w:type="gramEnd"/>
-      <w:r>
-        <w:rPr>
-          <w:sz w:val="20"/>
-          <w:szCs w:val="20"/>
-        </w:rPr>
-        <w:t>String token) {</w:t>
-      </w:r>
-    </w:p>
-    <w:p>
-      <w:pPr>
-        <w:spacing w:after="0"/>
-        <w:rPr>
-          <w:sz w:val="20"/>
-          <w:szCs w:val="20"/>
-        </w:rPr>
-      </w:pPr>
-      <w:r>
-        <w:rPr>
-          <w:sz w:val="20"/>
-          <w:szCs w:val="20"/>
-        </w:rPr>
-        <w:t xml:space="preserve">        ...</w:t>
-      </w:r>
-    </w:p>
-    <w:p>
-      <w:pPr>
-        <w:spacing w:after="0"/>
-        <w:rPr>
-          <w:sz w:val="20"/>
-          <w:szCs w:val="20"/>
-        </w:rPr>
-      </w:pPr>
-      <w:r>
-        <w:rPr>
-          <w:sz w:val="20"/>
-          <w:szCs w:val="20"/>
-        </w:rPr>
-        <w:t xml:space="preserve">    }</w:t>
-      </w:r>
-    </w:p>
-    <w:p>
-      <w:pPr>
-        <w:spacing w:after="0"/>
-        <w:rPr>
-          <w:sz w:val="20"/>
-          <w:szCs w:val="20"/>
-        </w:rPr>
-      </w:pPr>
-      <w:r>
-        <w:rPr>
-          <w:sz w:val="20"/>
-          <w:szCs w:val="20"/>
-        </w:rPr>
-        <w:t xml:space="preserve">    // Check whether token is valid</w:t>
-      </w:r>
-    </w:p>
-    <w:p>
-      <w:pPr>
-        <w:spacing w:after="0"/>
-        <w:rPr>
-          <w:sz w:val="20"/>
-          <w:szCs w:val="20"/>
-        </w:rPr>
-      </w:pPr>
-      <w:r>
-        <w:rPr>
-          <w:sz w:val="20"/>
-          <w:szCs w:val="20"/>
-        </w:rPr>
-        <w:t xml:space="preserve">    public </w:t>
-      </w:r>
-      <w:proofErr w:type="spellStart"/>
-      <w:r>
-        <w:rPr>
-          <w:sz w:val="20"/>
-          <w:szCs w:val="20"/>
-        </w:rPr>
-        <w:t>boolean</w:t>
-      </w:r>
-      <w:proofErr w:type="spellEnd"/>
-      <w:r>
-        <w:rPr>
-          <w:sz w:val="20"/>
-          <w:szCs w:val="20"/>
-        </w:rPr>
-        <w:t xml:space="preserve"> </w:t>
-      </w:r>
-      <w:proofErr w:type="spellStart"/>
-      <w:proofErr w:type="gramStart"/>
-      <w:r>
-        <w:rPr>
-          <w:sz w:val="20"/>
-          <w:szCs w:val="20"/>
-        </w:rPr>
-        <w:t>validateToken</w:t>
-      </w:r>
-      <w:proofErr w:type="spellEnd"/>
-      <w:r>
-        <w:rPr>
-          <w:sz w:val="20"/>
-          <w:szCs w:val="20"/>
-        </w:rPr>
-        <w:t>(</w:t>
-      </w:r>
-      <w:proofErr w:type="gramEnd"/>
-      <w:r>
-        <w:rPr>
-          <w:sz w:val="20"/>
-          <w:szCs w:val="20"/>
-        </w:rPr>
-        <w:t>String token) {</w:t>
-      </w:r>
-    </w:p>
-    <w:p>
-      <w:pPr>
-        <w:spacing w:after="0"/>
-        <w:rPr>
-          <w:sz w:val="20"/>
-          <w:szCs w:val="20"/>
-        </w:rPr>
-      </w:pPr>
-      <w:r>
-        <w:rPr>
-          <w:sz w:val="20"/>
-          <w:szCs w:val="20"/>
-        </w:rPr>
-        <w:t xml:space="preserve">        ...</w:t>
-      </w:r>
-    </w:p>
-    <w:p>
-      <w:pPr>
-        <w:spacing w:after="0"/>
-        <w:rPr>
-          <w:sz w:val="20"/>
-          <w:szCs w:val="20"/>
-        </w:rPr>
-      </w:pPr>
-      <w:r>
-        <w:rPr>
-          <w:sz w:val="20"/>
-          <w:szCs w:val="20"/>
-        </w:rPr>
-        <w:t xml:space="preserve">    }</w:t>
-      </w:r>
-    </w:p>
-    <w:p>
-      <w:pPr>
-        <w:spacing w:after="0"/>
-        <w:rPr>
-          <w:sz w:val="20"/>
-          <w:szCs w:val="20"/>
-        </w:rPr>
-      </w:pPr>
-      <w:r>
-        <w:rPr>
-          <w:sz w:val="20"/>
-          <w:szCs w:val="20"/>
-        </w:rPr>
-        <w:t>}</w:t>
-      </w:r>
-    </w:p>
-    <w:p>
-      <w:pPr>
-        <w:spacing w:after="0"/>
-        <w:rPr>
-          <w:sz w:val="20"/>
-          <w:szCs w:val="20"/>
-        </w:rPr>
-      </w:pPr>
-    </w:p>
-    <w:p>
-      <w:pPr>
-        <w:spacing w:after="0"/>
-        <w:rPr>
-          <w:sz w:val="20"/>
-          <w:szCs w:val="20"/>
-        </w:rPr>
-      </w:pPr>
-      <w:r>
-        <w:rPr>
-          <w:sz w:val="20"/>
-          <w:szCs w:val="20"/>
-        </w:rPr>
-        <w:t xml:space="preserve">String token = </w:t>
-      </w:r>
-      <w:proofErr w:type="spellStart"/>
-      <w:r>
-        <w:rPr>
-          <w:sz w:val="20"/>
-          <w:szCs w:val="20"/>
-        </w:rPr>
-        <w:t>jwtUtil.generateToken</w:t>
-      </w:r>
-      <w:proofErr w:type="spellEnd"/>
-      <w:r>
-        <w:rPr>
-          <w:sz w:val="20"/>
-          <w:szCs w:val="20"/>
-        </w:rPr>
-        <w:t>("rahul@gmail.com");</w:t>
-      </w:r>
-    </w:p>
-    <w:p>
-      <w:pPr>
-        <w:spacing w:after="0"/>
-        <w:rPr>
-          <w:sz w:val="20"/>
-          <w:szCs w:val="20"/>
-        </w:rPr>
-      </w:pPr>
-    </w:p>
-    <w:p>
-      <w:pPr>
-        <w:spacing w:after="0"/>
-        <w:rPr>
-          <w:sz w:val="20"/>
-          <w:szCs w:val="20"/>
-        </w:rPr>
-      </w:pPr>
-      <w:r>
-        <w:rPr>
-          <w:sz w:val="20"/>
-          <w:szCs w:val="20"/>
-        </w:rPr>
-        <w:t>Payload - It is the input in the backend.</w:t>
-      </w:r>
-    </w:p>
-    <w:p>
-      <w:pPr>
-        <w:spacing w:after="0"/>
-        <w:rPr>
-          <w:sz w:val="20"/>
-          <w:szCs w:val="20"/>
-        </w:rPr>
-      </w:pPr>
-    </w:p>
-    <w:p>
-      <w:pPr>
-        <w:spacing w:after="0"/>
-        <w:rPr>
-          <w:sz w:val="20"/>
-          <w:szCs w:val="20"/>
-        </w:rPr>
-      </w:pPr>
-    </w:p>
-    <w:p>
-      <w:pPr>
-        <w:spacing w:after="0"/>
-        <w:rPr>
-          <w:sz w:val="20"/>
-          <w:szCs w:val="20"/>
-        </w:rPr>
-      </w:pPr>
-    </w:p>
-    <w:p>
-      <w:pPr>
-        <w:spacing w:after="0"/>
-        <w:rPr>
-          <w:sz w:val="20"/>
-          <w:szCs w:val="20"/>
-        </w:rPr>
-      </w:pPr>
-    </w:p>
-    <w:p>
-      <w:pPr>
-        <w:spacing w:after="0"/>
-        <w:rPr>
-          <w:sz w:val="20"/>
-          <w:szCs w:val="20"/>
-        </w:rPr>
-      </w:pPr>
-    </w:p>
-    <w:p>
-      <w:pPr>
-        <w:spacing w:after="0"/>
-        <w:rPr>
-          <w:sz w:val="20"/>
-          <w:szCs w:val="20"/>
-        </w:rPr>
-      </w:pPr>
-    </w:p>
-    <w:p>
-      <w:pPr>
-        <w:spacing w:after="0"/>
+      </w:pPr>
+      <w:r>
         <w:rPr>
           <w:b/>
           <w:bCs/>
         </w:rPr>
-      </w:pPr>
-      <w:r>
+        <w:lastRenderedPageBreak/>
+        <w:t>#Day 3 – Git Commands</w:t>
+      </w:r>
+    </w:p>
+    <w:p>
+      <w:pPr>
+        <w:spacing w:after="0"/>
         <w:rPr>
           <w:b/>
           <w:bCs/>
         </w:rPr>
-        <w:lastRenderedPageBreak/>
-        <w:t>#Day 3 – Git Commands</w:t>
-      </w:r>
+      </w:pPr>
+    </w:p>
+    <w:p>
+      <w:pPr>
+        <w:spacing w:after="0"/>
+        <w:rPr>
+          <w:sz w:val="20"/>
+          <w:szCs w:val="20"/>
+        </w:rPr>
+      </w:pPr>
+      <w:r>
+        <w:rPr>
+          <w:sz w:val="20"/>
+          <w:szCs w:val="20"/>
+        </w:rPr>
+        <w:t xml:space="preserve">git </w:t>
+      </w:r>
+      <w:proofErr w:type="spellStart"/>
+      <w:r>
+        <w:rPr>
+          <w:sz w:val="20"/>
+          <w:szCs w:val="20"/>
+        </w:rPr>
+        <w:t>init</w:t>
+      </w:r>
+      <w:proofErr w:type="spellEnd"/>
+      <w:r>
+        <w:rPr>
+          <w:sz w:val="20"/>
+          <w:szCs w:val="20"/>
+        </w:rPr>
+        <w:t xml:space="preserve"> - Creates a new Git repository in the current folder.</w:t>
+      </w:r>
+    </w:p>
+    <w:p>
+      <w:pPr>
+        <w:spacing w:after="0"/>
+        <w:rPr>
+          <w:sz w:val="20"/>
+          <w:szCs w:val="20"/>
+        </w:rPr>
+      </w:pPr>
+      <w:r>
+        <w:rPr>
+          <w:sz w:val="20"/>
+          <w:szCs w:val="20"/>
+        </w:rPr>
+        <w:t>git clone - Copies an existing remote repository to your local machine.</w:t>
+      </w:r>
+    </w:p>
+    <w:p>
+      <w:pPr>
+        <w:spacing w:after="0"/>
+        <w:rPr>
+          <w:sz w:val="20"/>
+          <w:szCs w:val="20"/>
+        </w:rPr>
+      </w:pPr>
+      <w:r>
+        <w:rPr>
+          <w:sz w:val="20"/>
+          <w:szCs w:val="20"/>
+        </w:rPr>
+        <w:t>git status - Shows the current state of your repository.</w:t>
+      </w:r>
+    </w:p>
+    <w:p>
+      <w:pPr>
+        <w:spacing w:after="0"/>
+        <w:rPr>
+          <w:sz w:val="20"/>
+          <w:szCs w:val="20"/>
+        </w:rPr>
+      </w:pPr>
+      <w:r>
+        <w:rPr>
+          <w:sz w:val="20"/>
+          <w:szCs w:val="20"/>
+        </w:rPr>
+        <w:t>git add - Adds files to the staging area.</w:t>
+      </w:r>
+    </w:p>
+    <w:p>
+      <w:pPr>
+        <w:spacing w:after="0"/>
+        <w:rPr>
+          <w:sz w:val="20"/>
+          <w:szCs w:val="20"/>
+        </w:rPr>
+      </w:pPr>
+      <w:r>
+        <w:rPr>
+          <w:sz w:val="20"/>
+          <w:szCs w:val="20"/>
+        </w:rPr>
+        <w:t>git commit - Saves staged changes as a snapshot in Git history.</w:t>
+      </w:r>
+    </w:p>
+    <w:p>
+      <w:pPr>
+        <w:spacing w:after="0"/>
+        <w:rPr>
+          <w:sz w:val="20"/>
+          <w:szCs w:val="20"/>
+        </w:rPr>
+      </w:pPr>
+      <w:r>
+        <w:rPr>
+          <w:sz w:val="20"/>
+          <w:szCs w:val="20"/>
+        </w:rPr>
+        <w:t>git log - Displays commit history.</w:t>
+      </w:r>
+    </w:p>
+    <w:p>
+      <w:pPr>
+        <w:spacing w:after="0"/>
+        <w:rPr>
+          <w:sz w:val="20"/>
+          <w:szCs w:val="20"/>
+        </w:rPr>
+      </w:pPr>
+      <w:r>
+        <w:rPr>
+          <w:sz w:val="20"/>
+          <w:szCs w:val="20"/>
+        </w:rPr>
+        <w:t>git diff - Shows differences between file versions.</w:t>
+      </w:r>
+    </w:p>
+    <w:p>
+      <w:pPr>
+        <w:spacing w:after="0"/>
+        <w:rPr>
+          <w:sz w:val="20"/>
+          <w:szCs w:val="20"/>
+        </w:rPr>
+      </w:pPr>
+      <w:r>
+        <w:rPr>
+          <w:sz w:val="20"/>
+          <w:szCs w:val="20"/>
+        </w:rPr>
+        <w:t>git branch - Lists, creates, or deletes branches.</w:t>
+      </w:r>
+    </w:p>
+    <w:p>
+      <w:pPr>
+        <w:spacing w:after="0"/>
+        <w:rPr>
+          <w:sz w:val="20"/>
+          <w:szCs w:val="20"/>
+        </w:rPr>
+      </w:pPr>
+      <w:r>
+        <w:rPr>
+          <w:sz w:val="20"/>
+          <w:szCs w:val="20"/>
+        </w:rPr>
+        <w:t>git branch -a - Shows all local and remote branches.</w:t>
+      </w:r>
+    </w:p>
+    <w:p>
+      <w:pPr>
+        <w:spacing w:after="0"/>
+        <w:rPr>
+          <w:sz w:val="20"/>
+          <w:szCs w:val="20"/>
+        </w:rPr>
+      </w:pPr>
+      <w:r>
+        <w:rPr>
+          <w:sz w:val="20"/>
+          <w:szCs w:val="20"/>
+        </w:rPr>
+        <w:t>git checkout - Switches to another branch.</w:t>
+      </w:r>
+    </w:p>
+    <w:p>
+      <w:pPr>
+        <w:spacing w:after="0"/>
+        <w:rPr>
+          <w:sz w:val="20"/>
+          <w:szCs w:val="20"/>
+        </w:rPr>
+      </w:pPr>
+      <w:r>
+        <w:rPr>
+          <w:sz w:val="20"/>
+          <w:szCs w:val="20"/>
+        </w:rPr>
+        <w:t>git switch - Modern alternative to git checkout for branch switching.</w:t>
+      </w:r>
+    </w:p>
+    <w:p>
+      <w:pPr>
+        <w:spacing w:after="0"/>
+        <w:rPr>
+          <w:sz w:val="20"/>
+          <w:szCs w:val="20"/>
+        </w:rPr>
+      </w:pPr>
+      <w:r>
+        <w:rPr>
+          <w:sz w:val="20"/>
+          <w:szCs w:val="20"/>
+        </w:rPr>
+        <w:t>git remote - Shows configured remote repositories.</w:t>
+      </w:r>
+    </w:p>
+    <w:p>
+      <w:pPr>
+        <w:spacing w:after="0"/>
+        <w:rPr>
+          <w:sz w:val="20"/>
+          <w:szCs w:val="20"/>
+        </w:rPr>
+      </w:pPr>
+      <w:r>
+        <w:rPr>
+          <w:sz w:val="20"/>
+          <w:szCs w:val="20"/>
+        </w:rPr>
+        <w:t>git fetch - Downloads changes from the remote repository but does not merge them.</w:t>
+      </w:r>
+    </w:p>
+    <w:p>
+      <w:pPr>
+        <w:spacing w:after="0"/>
+        <w:rPr>
+          <w:sz w:val="20"/>
+          <w:szCs w:val="20"/>
+        </w:rPr>
+      </w:pPr>
+      <w:r>
+        <w:rPr>
+          <w:sz w:val="20"/>
+          <w:szCs w:val="20"/>
+        </w:rPr>
+        <w:t>git fetch --all -&gt; Fetches updates from all remotes.</w:t>
+      </w:r>
+    </w:p>
+    <w:p>
+      <w:pPr>
+        <w:spacing w:after="0"/>
+        <w:rPr>
+          <w:sz w:val="20"/>
+          <w:szCs w:val="20"/>
+        </w:rPr>
+      </w:pPr>
+      <w:r>
+        <w:rPr>
+          <w:sz w:val="20"/>
+          <w:szCs w:val="20"/>
+        </w:rPr>
+        <w:t>git pull - Fetches and merges remote changes into the current branch.</w:t>
+      </w:r>
+    </w:p>
+    <w:p>
+      <w:pPr>
+        <w:spacing w:after="0"/>
+        <w:rPr>
+          <w:sz w:val="20"/>
+          <w:szCs w:val="20"/>
+        </w:rPr>
+      </w:pPr>
+      <w:r>
+        <w:rPr>
+          <w:sz w:val="20"/>
+          <w:szCs w:val="20"/>
+        </w:rPr>
+        <w:t>git push - Uploads local commits to a remote repository.</w:t>
+      </w:r>
+    </w:p>
+    <w:p>
+      <w:pPr>
+        <w:spacing w:after="0"/>
+        <w:rPr>
+          <w:sz w:val="20"/>
+          <w:szCs w:val="20"/>
+        </w:rPr>
+      </w:pPr>
+      <w:r>
+        <w:rPr>
+          <w:sz w:val="20"/>
+          <w:szCs w:val="20"/>
+        </w:rPr>
+        <w:t>git merge - Combines changes from one branch into another.</w:t>
+      </w:r>
+    </w:p>
+    <w:p>
+      <w:pPr>
+        <w:spacing w:after="0"/>
+        <w:rPr>
+          <w:sz w:val="20"/>
+          <w:szCs w:val="20"/>
+        </w:rPr>
+      </w:pPr>
+      <w:r>
+        <w:rPr>
+          <w:sz w:val="20"/>
+          <w:szCs w:val="20"/>
+        </w:rPr>
+        <w:t>git rebase - Moves your branch commits on top of another branch.</w:t>
+      </w:r>
+    </w:p>
+    <w:p>
+      <w:pPr>
+        <w:spacing w:after="0"/>
+        <w:rPr>
+          <w:sz w:val="20"/>
+          <w:szCs w:val="20"/>
+        </w:rPr>
+      </w:pPr>
+      <w:r>
+        <w:rPr>
+          <w:sz w:val="20"/>
+          <w:szCs w:val="20"/>
+        </w:rPr>
+        <w:t>git stash - Temporarily saves uncommitted changes.</w:t>
+      </w:r>
+    </w:p>
+    <w:p>
+      <w:pPr>
+        <w:spacing w:after="0"/>
+        <w:rPr>
+          <w:sz w:val="20"/>
+          <w:szCs w:val="20"/>
+        </w:rPr>
+      </w:pPr>
+      <w:r>
+        <w:rPr>
+          <w:sz w:val="20"/>
+          <w:szCs w:val="20"/>
+        </w:rPr>
+        <w:t>git reset - Moves the branch pointer to a previous commit.</w:t>
+      </w:r>
+    </w:p>
+    <w:p>
+      <w:pPr>
+        <w:spacing w:after="0"/>
+        <w:rPr>
+          <w:sz w:val="20"/>
+          <w:szCs w:val="20"/>
+        </w:rPr>
+      </w:pPr>
+      <w:r>
+        <w:rPr>
+          <w:sz w:val="20"/>
+          <w:szCs w:val="20"/>
+        </w:rPr>
+        <w:t>git revert - Creates a new commit that undoes a previous commit.</w:t>
+      </w:r>
+    </w:p>
+    <w:p>
+      <w:pPr>
+        <w:spacing w:after="0"/>
+        <w:rPr>
+          <w:sz w:val="20"/>
+          <w:szCs w:val="20"/>
+        </w:rPr>
+      </w:pPr>
+      <w:r>
+        <w:rPr>
+          <w:sz w:val="20"/>
+          <w:szCs w:val="20"/>
+        </w:rPr>
+        <w:t>git tag - Creates version markers (releases).</w:t>
+      </w:r>
+    </w:p>
+    <w:p>
+      <w:pPr>
+        <w:spacing w:after="0"/>
+        <w:rPr>
+          <w:sz w:val="20"/>
+          <w:szCs w:val="20"/>
+        </w:rPr>
+      </w:pPr>
+      <w:r>
+        <w:rPr>
+          <w:sz w:val="20"/>
+          <w:szCs w:val="20"/>
+        </w:rPr>
+        <w:t>git clean - Removes untracked files.</w:t>
+      </w:r>
+    </w:p>
+    <w:p>
+      <w:pPr>
+        <w:spacing w:after="0"/>
+        <w:rPr>
+          <w:sz w:val="20"/>
+          <w:szCs w:val="20"/>
+        </w:rPr>
+      </w:pPr>
+      <w:r>
+        <w:rPr>
+          <w:sz w:val="20"/>
+          <w:szCs w:val="20"/>
+        </w:rPr>
+        <w:t>git fork - A fork is a copy of someone else's repository created under your own GitHub account.</w:t>
+      </w:r>
+    </w:p>
+    <w:p>
+      <w:pPr>
+        <w:spacing w:after="0"/>
+        <w:rPr>
+          <w:sz w:val="20"/>
+          <w:szCs w:val="20"/>
+        </w:rPr>
+      </w:pPr>
+    </w:p>
+    <w:p>
+      <w:pPr>
+        <w:spacing w:after="0"/>
+        <w:rPr>
+          <w:sz w:val="20"/>
+          <w:szCs w:val="20"/>
+        </w:rPr>
+      </w:pPr>
+    </w:p>
+    <w:p>
+      <w:pPr>
+        <w:spacing w:after="0"/>
+        <w:rPr>
+          <w:sz w:val="20"/>
+          <w:szCs w:val="20"/>
+        </w:rPr>
+      </w:pPr>
+    </w:p>
+    <w:p>
+      <w:pPr>
+        <w:spacing w:after="0"/>
+        <w:rPr>
+          <w:sz w:val="20"/>
+          <w:szCs w:val="20"/>
+        </w:rPr>
+      </w:pPr>
+    </w:p>
+    <w:p>
+      <w:pPr>
+        <w:spacing w:after="0"/>
+        <w:rPr>
+          <w:sz w:val="20"/>
+          <w:szCs w:val="20"/>
+        </w:rPr>
+      </w:pPr>
+    </w:p>
+    <w:p>
+      <w:pPr>
+        <w:spacing w:after="0"/>
+        <w:rPr>
+          <w:sz w:val="20"/>
+          <w:szCs w:val="20"/>
+        </w:rPr>
+      </w:pPr>
+    </w:p>
+    <w:p>
+      <w:pPr>
+        <w:spacing w:after="0"/>
+        <w:rPr>
+          <w:sz w:val="20"/>
+          <w:szCs w:val="20"/>
+        </w:rPr>
+      </w:pPr>
+    </w:p>
+    <w:p>
+      <w:pPr>
+        <w:spacing w:after="0"/>
+        <w:rPr>
+          <w:sz w:val="20"/>
+          <w:szCs w:val="20"/>
+        </w:rPr>
+      </w:pPr>
+    </w:p>
+    <w:p>
+      <w:pPr>
+        <w:spacing w:after="0"/>
+        <w:rPr>
+          <w:sz w:val="20"/>
+          <w:szCs w:val="20"/>
+        </w:rPr>
+      </w:pPr>
+    </w:p>
+    <w:p>
+      <w:pPr>
+        <w:spacing w:after="0"/>
+        <w:rPr>
+          <w:sz w:val="20"/>
+          <w:szCs w:val="20"/>
+        </w:rPr>
+      </w:pPr>
+    </w:p>
+    <w:p>
+      <w:pPr>
+        <w:spacing w:after="0"/>
+        <w:rPr>
+          <w:sz w:val="20"/>
+          <w:szCs w:val="20"/>
+        </w:rPr>
+      </w:pPr>
+    </w:p>
+    <w:p>
+      <w:pPr>
+        <w:spacing w:after="0"/>
+        <w:rPr>
+          <w:sz w:val="20"/>
+          <w:szCs w:val="20"/>
+        </w:rPr>
+      </w:pPr>
+    </w:p>
+    <w:p>
+      <w:pPr>
+        <w:spacing w:after="0"/>
+        <w:rPr>
+          <w:sz w:val="20"/>
+          <w:szCs w:val="20"/>
+        </w:rPr>
+      </w:pPr>
+    </w:p>
+    <w:p>
+      <w:pPr>
+        <w:spacing w:after="0"/>
+        <w:rPr>
+          <w:sz w:val="20"/>
+          <w:szCs w:val="20"/>
+        </w:rPr>
+      </w:pPr>
+    </w:p>
+    <w:p>
+      <w:pPr>
+        <w:spacing w:after="0"/>
+        <w:rPr>
+          <w:sz w:val="20"/>
+          <w:szCs w:val="20"/>
+        </w:rPr>
+      </w:pPr>
+    </w:p>
+    <w:p>
+      <w:pPr>
+        <w:spacing w:after="0"/>
+        <w:rPr>
+          <w:sz w:val="20"/>
+          <w:szCs w:val="20"/>
+        </w:rPr>
+      </w:pPr>
+    </w:p>
+    <w:p>
+      <w:pPr>
+        <w:spacing w:after="0"/>
+        <w:rPr>
+          <w:sz w:val="20"/>
+          <w:szCs w:val="20"/>
+        </w:rPr>
+      </w:pPr>
+    </w:p>
+    <w:p>
+      <w:pPr>
+        <w:spacing w:after="0"/>
+        <w:rPr>
+          <w:sz w:val="20"/>
+          <w:szCs w:val="20"/>
+        </w:rPr>
+      </w:pPr>
+    </w:p>
+    <w:p>
+      <w:pPr>
+        <w:spacing w:after="0"/>
+        <w:rPr>
+          <w:sz w:val="20"/>
+          <w:szCs w:val="20"/>
+        </w:rPr>
+      </w:pPr>
     </w:p>
     <w:p>
       <w:pPr>
@@ -945,21 +1518,257 @@
           <w:bCs/>
         </w:rPr>
       </w:pPr>
-    </w:p>
-    <w:p>
-      <w:pPr>
-        <w:spacing w:after="0"/>
-        <w:rPr>
-          <w:sz w:val="20"/>
-          <w:szCs w:val="20"/>
-        </w:rPr>
-      </w:pPr>
-      <w:r>
-        <w:rPr>
-          <w:sz w:val="20"/>
-          <w:szCs w:val="20"/>
-        </w:rPr>
-        <w:t xml:space="preserve">git </w:t>
+      <w:r>
+        <w:rPr>
+          <w:b/>
+          <w:bCs/>
+        </w:rPr>
+        <w:lastRenderedPageBreak/>
+        <w:t># Day 4 - POSTMAN and Basic DBMS</w:t>
+      </w:r>
+    </w:p>
+    <w:p>
+      <w:pPr>
+        <w:spacing w:after="0"/>
+        <w:rPr>
+          <w:sz w:val="20"/>
+          <w:szCs w:val="20"/>
+        </w:rPr>
+      </w:pPr>
+    </w:p>
+    <w:p>
+      <w:pPr>
+        <w:spacing w:after="0"/>
+        <w:rPr>
+          <w:sz w:val="20"/>
+          <w:szCs w:val="20"/>
+        </w:rPr>
+      </w:pPr>
+      <w:r>
+        <w:rPr>
+          <w:sz w:val="20"/>
+          <w:szCs w:val="20"/>
+        </w:rPr>
+        <w:t>POSTMAN</w:t>
+      </w:r>
+    </w:p>
+    <w:p>
+      <w:pPr>
+        <w:spacing w:after="0"/>
+        <w:rPr>
+          <w:sz w:val="20"/>
+          <w:szCs w:val="20"/>
+        </w:rPr>
+      </w:pPr>
+    </w:p>
+    <w:p>
+      <w:pPr>
+        <w:spacing w:after="0"/>
+        <w:rPr>
+          <w:sz w:val="20"/>
+          <w:szCs w:val="20"/>
+        </w:rPr>
+      </w:pPr>
+      <w:r>
+        <w:rPr>
+          <w:sz w:val="20"/>
+          <w:szCs w:val="20"/>
+        </w:rPr>
+        <w:t>METHODS:</w:t>
+      </w:r>
+    </w:p>
+    <w:p>
+      <w:pPr>
+        <w:spacing w:after="0"/>
+        <w:rPr>
+          <w:sz w:val="20"/>
+          <w:szCs w:val="20"/>
+        </w:rPr>
+      </w:pPr>
+      <w:r>
+        <w:rPr>
+          <w:sz w:val="20"/>
+          <w:szCs w:val="20"/>
+        </w:rPr>
+        <w:t>GET – Retrieve data</w:t>
+      </w:r>
+    </w:p>
+    <w:p>
+      <w:pPr>
+        <w:spacing w:after="0"/>
+        <w:rPr>
+          <w:sz w:val="20"/>
+          <w:szCs w:val="20"/>
+        </w:rPr>
+      </w:pPr>
+      <w:r>
+        <w:rPr>
+          <w:sz w:val="20"/>
+          <w:szCs w:val="20"/>
+        </w:rPr>
+        <w:t>POST – Create new data</w:t>
+      </w:r>
+    </w:p>
+    <w:p>
+      <w:pPr>
+        <w:spacing w:after="0"/>
+        <w:rPr>
+          <w:sz w:val="20"/>
+          <w:szCs w:val="20"/>
+        </w:rPr>
+      </w:pPr>
+      <w:r>
+        <w:rPr>
+          <w:sz w:val="20"/>
+          <w:szCs w:val="20"/>
+        </w:rPr>
+        <w:t>PUT – Update/replace existing data</w:t>
+      </w:r>
+    </w:p>
+    <w:p>
+      <w:pPr>
+        <w:spacing w:after="0"/>
+        <w:rPr>
+          <w:sz w:val="20"/>
+          <w:szCs w:val="20"/>
+        </w:rPr>
+      </w:pPr>
+      <w:r>
+        <w:rPr>
+          <w:sz w:val="20"/>
+          <w:szCs w:val="20"/>
+        </w:rPr>
+        <w:t>PATCH – Partially update existing data</w:t>
+      </w:r>
+    </w:p>
+    <w:p>
+      <w:pPr>
+        <w:spacing w:after="0"/>
+        <w:rPr>
+          <w:sz w:val="20"/>
+          <w:szCs w:val="20"/>
+        </w:rPr>
+      </w:pPr>
+      <w:r>
+        <w:rPr>
+          <w:sz w:val="20"/>
+          <w:szCs w:val="20"/>
+        </w:rPr>
+        <w:t>DELETE – Delete data</w:t>
+      </w:r>
+    </w:p>
+    <w:p>
+      <w:pPr>
+        <w:spacing w:after="0"/>
+        <w:rPr>
+          <w:sz w:val="20"/>
+          <w:szCs w:val="20"/>
+        </w:rPr>
+      </w:pPr>
+    </w:p>
+    <w:p>
+      <w:pPr>
+        <w:spacing w:after="0"/>
+        <w:rPr>
+          <w:sz w:val="20"/>
+          <w:szCs w:val="20"/>
+        </w:rPr>
+      </w:pPr>
+      <w:r>
+        <w:rPr>
+          <w:sz w:val="20"/>
+          <w:szCs w:val="20"/>
+        </w:rPr>
+        <w:t>Protocols:</w:t>
+      </w:r>
+    </w:p>
+    <w:p>
+      <w:pPr>
+        <w:spacing w:after="0"/>
+        <w:rPr>
+          <w:sz w:val="20"/>
+          <w:szCs w:val="20"/>
+        </w:rPr>
+      </w:pPr>
+      <w:r>
+        <w:rPr>
+          <w:sz w:val="20"/>
+          <w:szCs w:val="20"/>
+        </w:rPr>
+        <w:t>HTTP – Hypertext Transfer Protocol</w:t>
+      </w:r>
+    </w:p>
+    <w:p>
+      <w:pPr>
+        <w:spacing w:after="0"/>
+        <w:rPr>
+          <w:sz w:val="20"/>
+          <w:szCs w:val="20"/>
+        </w:rPr>
+      </w:pPr>
+      <w:r>
+        <w:rPr>
+          <w:sz w:val="20"/>
+          <w:szCs w:val="20"/>
+        </w:rPr>
+        <w:t>HTTPS – Hypertext Transfer Protocol Secure</w:t>
+      </w:r>
+    </w:p>
+    <w:p>
+      <w:pPr>
+        <w:spacing w:after="0"/>
+        <w:rPr>
+          <w:sz w:val="20"/>
+          <w:szCs w:val="20"/>
+        </w:rPr>
+      </w:pPr>
+      <w:r>
+        <w:rPr>
+          <w:sz w:val="20"/>
+          <w:szCs w:val="20"/>
+        </w:rPr>
+        <w:t xml:space="preserve"> </w:t>
+      </w:r>
+    </w:p>
+    <w:p>
+      <w:pPr>
+        <w:spacing w:after="0"/>
+        <w:rPr>
+          <w:sz w:val="20"/>
+          <w:szCs w:val="20"/>
+        </w:rPr>
+      </w:pPr>
+      <w:r>
+        <w:rPr>
+          <w:sz w:val="20"/>
+          <w:szCs w:val="20"/>
+        </w:rPr>
+        <w:t>Basic DBMS</w:t>
+      </w:r>
+    </w:p>
+    <w:p>
+      <w:pPr>
+        <w:spacing w:after="0"/>
+        <w:rPr>
+          <w:sz w:val="20"/>
+          <w:szCs w:val="20"/>
+        </w:rPr>
+      </w:pPr>
+    </w:p>
+    <w:p>
+      <w:pPr>
+        <w:spacing w:after="0"/>
+        <w:rPr>
+          <w:sz w:val="20"/>
+          <w:szCs w:val="20"/>
+        </w:rPr>
+      </w:pPr>
+      <w:r>
+        <w:rPr>
+          <w:sz w:val="20"/>
+          <w:szCs w:val="20"/>
+        </w:rPr>
+        <w:t>DB (</w:t>
       </w:r>
       <w:proofErr w:type="spellStart"/>
       <w:r>
@@ -967,7 +1776,7 @@
           <w:sz w:val="20"/>
           <w:szCs w:val="20"/>
         </w:rPr>
-        <w:t>init</w:t>
+        <w:t>DataBase</w:t>
       </w:r>
       <w:proofErr w:type="spellEnd"/>
       <w:r>
@@ -975,376 +1784,245 @@
           <w:sz w:val="20"/>
           <w:szCs w:val="20"/>
         </w:rPr>
-        <w:t xml:space="preserve"> - Creates a new Git repository in the current folder.</w:t>
-      </w:r>
-    </w:p>
-    <w:p>
-      <w:pPr>
-        <w:spacing w:after="0"/>
-        <w:rPr>
-          <w:sz w:val="20"/>
-          <w:szCs w:val="20"/>
-        </w:rPr>
-      </w:pPr>
-      <w:r>
-        <w:rPr>
-          <w:sz w:val="20"/>
-          <w:szCs w:val="20"/>
-        </w:rPr>
-        <w:t>git clone - Copies an existing remote repository to your local machine.</w:t>
-      </w:r>
-    </w:p>
-    <w:p>
-      <w:pPr>
-        <w:spacing w:after="0"/>
-        <w:rPr>
-          <w:sz w:val="20"/>
-          <w:szCs w:val="20"/>
-        </w:rPr>
-      </w:pPr>
-      <w:r>
-        <w:rPr>
-          <w:sz w:val="20"/>
-          <w:szCs w:val="20"/>
-        </w:rPr>
-        <w:t>git status - Shows the current state of your repository.</w:t>
-      </w:r>
-    </w:p>
-    <w:p>
-      <w:pPr>
-        <w:spacing w:after="0"/>
-        <w:rPr>
-          <w:sz w:val="20"/>
-          <w:szCs w:val="20"/>
-        </w:rPr>
-      </w:pPr>
-      <w:r>
-        <w:rPr>
-          <w:sz w:val="20"/>
-          <w:szCs w:val="20"/>
-        </w:rPr>
-        <w:t>git add - Adds files to the staging area.</w:t>
-      </w:r>
-    </w:p>
-    <w:p>
-      <w:pPr>
-        <w:spacing w:after="0"/>
-        <w:rPr>
-          <w:sz w:val="20"/>
-          <w:szCs w:val="20"/>
-        </w:rPr>
-      </w:pPr>
-      <w:r>
-        <w:rPr>
-          <w:sz w:val="20"/>
-          <w:szCs w:val="20"/>
-        </w:rPr>
-        <w:t>git commit - Saves staged changes as a snapshot in Git history.</w:t>
-      </w:r>
-    </w:p>
-    <w:p>
-      <w:pPr>
-        <w:spacing w:after="0"/>
-        <w:rPr>
-          <w:sz w:val="20"/>
-          <w:szCs w:val="20"/>
-        </w:rPr>
-      </w:pPr>
-      <w:r>
-        <w:rPr>
-          <w:sz w:val="20"/>
-          <w:szCs w:val="20"/>
-        </w:rPr>
-        <w:t>git log - Displays commit history.</w:t>
-      </w:r>
-    </w:p>
-    <w:p>
-      <w:pPr>
-        <w:spacing w:after="0"/>
-        <w:rPr>
-          <w:sz w:val="20"/>
-          <w:szCs w:val="20"/>
-        </w:rPr>
-      </w:pPr>
-      <w:r>
-        <w:rPr>
-          <w:sz w:val="20"/>
-          <w:szCs w:val="20"/>
-        </w:rPr>
-        <w:t>git diff - Shows differences between file versions.</w:t>
-      </w:r>
-    </w:p>
-    <w:p>
-      <w:pPr>
-        <w:spacing w:after="0"/>
-        <w:rPr>
-          <w:sz w:val="20"/>
-          <w:szCs w:val="20"/>
-        </w:rPr>
-      </w:pPr>
-      <w:r>
-        <w:rPr>
-          <w:sz w:val="20"/>
-          <w:szCs w:val="20"/>
-        </w:rPr>
-        <w:t>git branch - Lists, creates, or deletes branches.</w:t>
-      </w:r>
-    </w:p>
-    <w:p>
-      <w:pPr>
-        <w:spacing w:after="0"/>
-        <w:rPr>
-          <w:sz w:val="20"/>
-          <w:szCs w:val="20"/>
-        </w:rPr>
-      </w:pPr>
-      <w:r>
-        <w:rPr>
-          <w:sz w:val="20"/>
-          <w:szCs w:val="20"/>
-        </w:rPr>
-        <w:t>git branch -a - Shows all local and remote branches.</w:t>
-      </w:r>
-    </w:p>
-    <w:p>
-      <w:pPr>
-        <w:spacing w:after="0"/>
-        <w:rPr>
-          <w:sz w:val="20"/>
-          <w:szCs w:val="20"/>
-        </w:rPr>
-      </w:pPr>
-      <w:r>
-        <w:rPr>
-          <w:sz w:val="20"/>
-          <w:szCs w:val="20"/>
-        </w:rPr>
-        <w:t>git checkout - Switches to another branch.</w:t>
-      </w:r>
-    </w:p>
-    <w:p>
-      <w:pPr>
-        <w:spacing w:after="0"/>
-        <w:rPr>
-          <w:sz w:val="20"/>
-          <w:szCs w:val="20"/>
-        </w:rPr>
-      </w:pPr>
-      <w:r>
-        <w:rPr>
-          <w:sz w:val="20"/>
-          <w:szCs w:val="20"/>
-        </w:rPr>
-        <w:t>git switch - Modern alternative to git checkout for branch switching.</w:t>
-      </w:r>
-    </w:p>
-    <w:p>
-      <w:pPr>
-        <w:spacing w:after="0"/>
-        <w:rPr>
-          <w:sz w:val="20"/>
-          <w:szCs w:val="20"/>
-        </w:rPr>
-      </w:pPr>
-      <w:r>
-        <w:rPr>
-          <w:sz w:val="20"/>
-          <w:szCs w:val="20"/>
-        </w:rPr>
-        <w:t>git remote - Shows configured remote repositories.</w:t>
-      </w:r>
-    </w:p>
-    <w:p>
-      <w:pPr>
-        <w:spacing w:after="0"/>
-        <w:rPr>
-          <w:sz w:val="20"/>
-          <w:szCs w:val="20"/>
-        </w:rPr>
-      </w:pPr>
-      <w:r>
-        <w:rPr>
-          <w:sz w:val="20"/>
-          <w:szCs w:val="20"/>
-        </w:rPr>
-        <w:t>git fetch - Downloads changes from the remote repository but does not merge them.</w:t>
-      </w:r>
-    </w:p>
-    <w:p>
-      <w:pPr>
-        <w:spacing w:after="0"/>
-        <w:rPr>
-          <w:sz w:val="20"/>
-          <w:szCs w:val="20"/>
-        </w:rPr>
-      </w:pPr>
-      <w:r>
-        <w:rPr>
-          <w:sz w:val="20"/>
-          <w:szCs w:val="20"/>
-        </w:rPr>
-        <w:t>git fetch --all -&gt; Fetches updates from all remotes.</w:t>
-      </w:r>
-    </w:p>
-    <w:p>
-      <w:pPr>
-        <w:spacing w:after="0"/>
-        <w:rPr>
-          <w:sz w:val="20"/>
-          <w:szCs w:val="20"/>
-        </w:rPr>
-      </w:pPr>
-      <w:r>
-        <w:rPr>
-          <w:sz w:val="20"/>
-          <w:szCs w:val="20"/>
-        </w:rPr>
-        <w:t>git pull - Fetches and merges remote changes into the current branch.</w:t>
-      </w:r>
-    </w:p>
-    <w:p>
-      <w:pPr>
-        <w:spacing w:after="0"/>
-        <w:rPr>
-          <w:sz w:val="20"/>
-          <w:szCs w:val="20"/>
-        </w:rPr>
-      </w:pPr>
-      <w:r>
-        <w:rPr>
-          <w:sz w:val="20"/>
-          <w:szCs w:val="20"/>
-        </w:rPr>
-        <w:t>git push - Uploads local commits to a remote repository.</w:t>
-      </w:r>
-    </w:p>
-    <w:p>
-      <w:pPr>
-        <w:spacing w:after="0"/>
-        <w:rPr>
-          <w:sz w:val="20"/>
-          <w:szCs w:val="20"/>
-        </w:rPr>
-      </w:pPr>
-      <w:r>
-        <w:rPr>
-          <w:sz w:val="20"/>
-          <w:szCs w:val="20"/>
-        </w:rPr>
-        <w:t>git merge - Combines changes from one branch into another.</w:t>
-      </w:r>
-    </w:p>
-    <w:p>
-      <w:pPr>
-        <w:spacing w:after="0"/>
-        <w:rPr>
-          <w:sz w:val="20"/>
-          <w:szCs w:val="20"/>
-        </w:rPr>
-      </w:pPr>
-      <w:r>
-        <w:rPr>
-          <w:sz w:val="20"/>
-          <w:szCs w:val="20"/>
-        </w:rPr>
-        <w:t>git rebase - Moves your branch commits on top of another branch.</w:t>
-      </w:r>
-    </w:p>
-    <w:p>
-      <w:pPr>
-        <w:spacing w:after="0"/>
-        <w:rPr>
-          <w:sz w:val="20"/>
-          <w:szCs w:val="20"/>
-        </w:rPr>
-      </w:pPr>
-      <w:r>
-        <w:rPr>
-          <w:sz w:val="20"/>
-          <w:szCs w:val="20"/>
-        </w:rPr>
-        <w:t>git stash - Temporarily saves uncommitted changes.</w:t>
-      </w:r>
-    </w:p>
-    <w:p>
-      <w:pPr>
-        <w:spacing w:after="0"/>
-        <w:rPr>
-          <w:sz w:val="20"/>
-          <w:szCs w:val="20"/>
-        </w:rPr>
-      </w:pPr>
-      <w:r>
-        <w:rPr>
-          <w:sz w:val="20"/>
-          <w:szCs w:val="20"/>
-        </w:rPr>
-        <w:t>git reset - Moves the branch pointer to a previous commit.</w:t>
-      </w:r>
-    </w:p>
-    <w:p>
-      <w:pPr>
-        <w:spacing w:after="0"/>
-        <w:rPr>
-          <w:sz w:val="20"/>
-          <w:szCs w:val="20"/>
-        </w:rPr>
-      </w:pPr>
-      <w:r>
-        <w:rPr>
-          <w:sz w:val="20"/>
-          <w:szCs w:val="20"/>
-        </w:rPr>
-        <w:t>git revert - Creates a new commit that undoes a previous commit.</w:t>
-      </w:r>
-    </w:p>
-    <w:p>
-      <w:pPr>
-        <w:spacing w:after="0"/>
-        <w:rPr>
-          <w:sz w:val="20"/>
-          <w:szCs w:val="20"/>
-        </w:rPr>
-      </w:pPr>
-      <w:r>
-        <w:rPr>
-          <w:sz w:val="20"/>
-          <w:szCs w:val="20"/>
-        </w:rPr>
-        <w:t>git tag - Creates version markers (releases).</w:t>
-      </w:r>
-    </w:p>
-    <w:p>
-      <w:pPr>
-        <w:spacing w:after="0"/>
-        <w:rPr>
-          <w:sz w:val="20"/>
-          <w:szCs w:val="20"/>
-        </w:rPr>
-      </w:pPr>
-      <w:r>
-        <w:rPr>
-          <w:sz w:val="20"/>
-          <w:szCs w:val="20"/>
-        </w:rPr>
-        <w:t>git clean - Removes untracked files.</w:t>
-      </w:r>
-    </w:p>
-    <w:p>
-      <w:pPr>
-        <w:spacing w:after="0"/>
-        <w:rPr>
-          <w:sz w:val="20"/>
-          <w:szCs w:val="20"/>
-        </w:rPr>
-      </w:pPr>
-      <w:r>
-        <w:rPr>
-          <w:sz w:val="20"/>
-          <w:szCs w:val="20"/>
-        </w:rPr>
-        <w:t>git fork - A fork is a copy of someone else's repository created under your own GitHub account.</w:t>
-      </w:r>
+        <w:t>) - A database is an organized collection of related data stored electronically for easy access and management.</w:t>
+      </w:r>
+    </w:p>
+    <w:p>
+      <w:pPr>
+        <w:spacing w:after="0"/>
+        <w:rPr>
+          <w:sz w:val="20"/>
+          <w:szCs w:val="20"/>
+        </w:rPr>
+      </w:pPr>
+      <w:r>
+        <w:rPr>
+          <w:sz w:val="20"/>
+          <w:szCs w:val="20"/>
+        </w:rPr>
+        <w:t>DBMS (</w:t>
+      </w:r>
+      <w:proofErr w:type="spellStart"/>
+      <w:r>
+        <w:rPr>
+          <w:sz w:val="20"/>
+          <w:szCs w:val="20"/>
+        </w:rPr>
+        <w:t>DataBase</w:t>
+      </w:r>
+      <w:proofErr w:type="spellEnd"/>
+      <w:r>
+        <w:rPr>
+          <w:sz w:val="20"/>
+          <w:szCs w:val="20"/>
+        </w:rPr>
+        <w:t xml:space="preserve"> </w:t>
+      </w:r>
+      <w:proofErr w:type="spellStart"/>
+      <w:r>
+        <w:rPr>
+          <w:sz w:val="20"/>
+          <w:szCs w:val="20"/>
+        </w:rPr>
+        <w:t>Managment</w:t>
+      </w:r>
+      <w:proofErr w:type="spellEnd"/>
+      <w:r>
+        <w:rPr>
+          <w:sz w:val="20"/>
+          <w:szCs w:val="20"/>
+        </w:rPr>
+        <w:t xml:space="preserve"> System) - A DBMS is software that allows users to create, store, retrieve, update, and manage data in a database.</w:t>
+      </w:r>
+    </w:p>
+    <w:p>
+      <w:pPr>
+        <w:spacing w:after="0"/>
+        <w:rPr>
+          <w:sz w:val="20"/>
+          <w:szCs w:val="20"/>
+        </w:rPr>
+      </w:pPr>
+    </w:p>
+    <w:p>
+      <w:pPr>
+        <w:spacing w:after="0"/>
+        <w:rPr>
+          <w:sz w:val="20"/>
+          <w:szCs w:val="20"/>
+        </w:rPr>
+      </w:pPr>
+      <w:r>
+        <w:rPr>
+          <w:sz w:val="20"/>
+          <w:szCs w:val="20"/>
+        </w:rPr>
+        <w:t>To Create Database</w:t>
+      </w:r>
+    </w:p>
+    <w:p>
+      <w:pPr>
+        <w:spacing w:after="0"/>
+        <w:rPr>
+          <w:sz w:val="20"/>
+          <w:szCs w:val="20"/>
+        </w:rPr>
+      </w:pPr>
+      <w:r>
+        <w:rPr>
+          <w:sz w:val="20"/>
+          <w:szCs w:val="20"/>
+        </w:rPr>
+        <w:t>CREATE DATABASE DATABASE_NAME;</w:t>
+      </w:r>
+    </w:p>
+    <w:p>
+      <w:pPr>
+        <w:spacing w:after="0"/>
+        <w:rPr>
+          <w:sz w:val="20"/>
+          <w:szCs w:val="20"/>
+        </w:rPr>
+      </w:pPr>
+    </w:p>
+    <w:p>
+      <w:pPr>
+        <w:spacing w:after="0"/>
+        <w:rPr>
+          <w:sz w:val="20"/>
+          <w:szCs w:val="20"/>
+        </w:rPr>
+      </w:pPr>
+      <w:r>
+        <w:rPr>
+          <w:sz w:val="20"/>
+          <w:szCs w:val="20"/>
+        </w:rPr>
+        <w:t>To Create a Table query</w:t>
+      </w:r>
+    </w:p>
+    <w:p>
+      <w:pPr>
+        <w:spacing w:after="0"/>
+        <w:rPr>
+          <w:sz w:val="20"/>
+          <w:szCs w:val="20"/>
+        </w:rPr>
+      </w:pPr>
+      <w:r>
+        <w:rPr>
+          <w:sz w:val="20"/>
+          <w:szCs w:val="20"/>
+        </w:rPr>
+        <w:t xml:space="preserve">SELECT TABLE </w:t>
+      </w:r>
+      <w:proofErr w:type="gramStart"/>
+      <w:r>
+        <w:rPr>
+          <w:sz w:val="20"/>
+          <w:szCs w:val="20"/>
+        </w:rPr>
+        <w:t>TABLENAME(</w:t>
+      </w:r>
+      <w:proofErr w:type="gramEnd"/>
+      <w:r>
+        <w:rPr>
+          <w:sz w:val="20"/>
+          <w:szCs w:val="20"/>
+        </w:rPr>
+        <w:t>COLUMN1 DATATYPE CONSTRAINT, COLUMN2 DATATYPE CONSTRAINT);</w:t>
+      </w:r>
+    </w:p>
+    <w:p>
+      <w:pPr>
+        <w:spacing w:after="0"/>
+        <w:rPr>
+          <w:sz w:val="20"/>
+          <w:szCs w:val="20"/>
+        </w:rPr>
+      </w:pPr>
+    </w:p>
+    <w:p>
+      <w:pPr>
+        <w:spacing w:after="0"/>
+        <w:rPr>
+          <w:sz w:val="20"/>
+          <w:szCs w:val="20"/>
+        </w:rPr>
+      </w:pPr>
+      <w:r>
+        <w:rPr>
+          <w:sz w:val="20"/>
+          <w:szCs w:val="20"/>
+        </w:rPr>
+        <w:t>To print table</w:t>
+      </w:r>
+    </w:p>
+    <w:p>
+      <w:pPr>
+        <w:spacing w:after="0"/>
+        <w:rPr>
+          <w:sz w:val="20"/>
+          <w:szCs w:val="20"/>
+        </w:rPr>
+      </w:pPr>
+      <w:r>
+        <w:rPr>
+          <w:sz w:val="20"/>
+          <w:szCs w:val="20"/>
+        </w:rPr>
+        <w:t>SELECT * FROM TABLE_NAME;</w:t>
+      </w:r>
+    </w:p>
+    <w:p>
+      <w:pPr>
+        <w:spacing w:after="0"/>
+        <w:rPr>
+          <w:sz w:val="20"/>
+          <w:szCs w:val="20"/>
+        </w:rPr>
+      </w:pPr>
+    </w:p>
+    <w:p>
+      <w:pPr>
+        <w:spacing w:after="0"/>
+        <w:rPr>
+          <w:sz w:val="20"/>
+          <w:szCs w:val="20"/>
+        </w:rPr>
+      </w:pPr>
+      <w:r>
+        <w:rPr>
+          <w:sz w:val="20"/>
+          <w:szCs w:val="20"/>
+        </w:rPr>
+        <w:t>To Select Any Column in Table</w:t>
+      </w:r>
+    </w:p>
+    <w:p>
+      <w:pPr>
+        <w:spacing w:after="0"/>
+        <w:rPr>
+          <w:sz w:val="20"/>
+          <w:szCs w:val="20"/>
+        </w:rPr>
+      </w:pPr>
+      <w:r>
+        <w:rPr>
+          <w:sz w:val="20"/>
+          <w:szCs w:val="20"/>
+        </w:rPr>
+        <w:t>SELECT CLOUMN1 FROM TABLE_NAME;</w:t>
+      </w:r>
+    </w:p>
+    <w:p>
+      <w:pPr>
+        <w:spacing w:after="0"/>
+        <w:rPr>
+          <w:sz w:val="20"/>
+          <w:szCs w:val="20"/>
+        </w:rPr>
+      </w:pPr>
     </w:p>
     <w:p/>
     <w:sectPr>

--- a/Documentation/Documentation.docx
+++ b/Documentation/Documentation.docx
@@ -2013,6 +2013,455 @@
           <w:szCs w:val="20"/>
         </w:rPr>
         <w:t>SELECT CLOUMN1 FROM TABLE_NAME;</w:t>
+      </w:r>
+    </w:p>
+    <w:p>
+      <w:pPr>
+        <w:spacing w:after="0"/>
+        <w:rPr>
+          <w:sz w:val="20"/>
+          <w:szCs w:val="20"/>
+        </w:rPr>
+      </w:pPr>
+    </w:p>
+    <w:p>
+      <w:pPr>
+        <w:spacing w:after="0"/>
+        <w:rPr>
+          <w:sz w:val="20"/>
+          <w:szCs w:val="20"/>
+        </w:rPr>
+      </w:pPr>
+    </w:p>
+    <w:p>
+      <w:pPr>
+        <w:spacing w:after="0"/>
+        <w:rPr>
+          <w:sz w:val="20"/>
+          <w:szCs w:val="20"/>
+        </w:rPr>
+      </w:pPr>
+    </w:p>
+    <w:p>
+      <w:pPr>
+        <w:spacing w:after="0"/>
+        <w:rPr>
+          <w:sz w:val="20"/>
+          <w:szCs w:val="20"/>
+        </w:rPr>
+      </w:pPr>
+    </w:p>
+    <w:p>
+      <w:pPr>
+        <w:spacing w:after="0"/>
+        <w:rPr>
+          <w:sz w:val="20"/>
+          <w:szCs w:val="20"/>
+        </w:rPr>
+      </w:pPr>
+    </w:p>
+    <w:p>
+      <w:pPr>
+        <w:spacing w:after="0"/>
+        <w:rPr>
+          <w:sz w:val="20"/>
+          <w:szCs w:val="20"/>
+        </w:rPr>
+      </w:pPr>
+    </w:p>
+    <w:p>
+      <w:pPr>
+        <w:spacing w:after="0"/>
+        <w:rPr>
+          <w:sz w:val="20"/>
+          <w:szCs w:val="20"/>
+        </w:rPr>
+      </w:pPr>
+    </w:p>
+    <w:p>
+      <w:pPr>
+        <w:spacing w:after="0"/>
+        <w:rPr>
+          <w:sz w:val="20"/>
+          <w:szCs w:val="20"/>
+        </w:rPr>
+      </w:pPr>
+    </w:p>
+    <w:p>
+      <w:pPr>
+        <w:spacing w:after="0"/>
+        <w:rPr>
+          <w:sz w:val="20"/>
+          <w:szCs w:val="20"/>
+        </w:rPr>
+      </w:pPr>
+    </w:p>
+    <w:p>
+      <w:pPr>
+        <w:spacing w:after="0"/>
+        <w:rPr>
+          <w:sz w:val="20"/>
+          <w:szCs w:val="20"/>
+        </w:rPr>
+      </w:pPr>
+    </w:p>
+    <w:p>
+      <w:pPr>
+        <w:spacing w:after="0"/>
+        <w:rPr>
+          <w:sz w:val="20"/>
+          <w:szCs w:val="20"/>
+        </w:rPr>
+      </w:pPr>
+    </w:p>
+    <w:p>
+      <w:pPr>
+        <w:spacing w:after="0"/>
+        <w:rPr>
+          <w:sz w:val="20"/>
+          <w:szCs w:val="20"/>
+        </w:rPr>
+      </w:pPr>
+    </w:p>
+    <w:p>
+      <w:pPr>
+        <w:spacing w:after="0"/>
+        <w:rPr>
+          <w:b/>
+          <w:bCs/>
+        </w:rPr>
+      </w:pPr>
+      <w:r>
+        <w:rPr>
+          <w:b/>
+          <w:bCs/>
+        </w:rPr>
+        <w:lastRenderedPageBreak/>
+        <w:t xml:space="preserve">#Day 5 - Soft Development Life </w:t>
+      </w:r>
+      <w:proofErr w:type="gramStart"/>
+      <w:r>
+        <w:rPr>
+          <w:b/>
+          <w:bCs/>
+        </w:rPr>
+        <w:t>Cycle(</w:t>
+      </w:r>
+      <w:proofErr w:type="gramEnd"/>
+      <w:r>
+        <w:rPr>
+          <w:b/>
+          <w:bCs/>
+        </w:rPr>
+        <w:t>SDLC)</w:t>
+      </w:r>
+    </w:p>
+    <w:p>
+      <w:pPr>
+        <w:spacing w:after="0"/>
+        <w:rPr>
+          <w:sz w:val="20"/>
+          <w:szCs w:val="20"/>
+        </w:rPr>
+      </w:pPr>
+    </w:p>
+    <w:p>
+      <w:pPr>
+        <w:spacing w:after="0"/>
+        <w:rPr>
+          <w:sz w:val="20"/>
+          <w:szCs w:val="20"/>
+        </w:rPr>
+      </w:pPr>
+      <w:r>
+        <w:rPr>
+          <w:sz w:val="20"/>
+          <w:szCs w:val="20"/>
+        </w:rPr>
+        <w:t>Phases of SDLC:</w:t>
+      </w:r>
+    </w:p>
+    <w:p>
+      <w:pPr>
+        <w:spacing w:after="0"/>
+        <w:rPr>
+          <w:sz w:val="20"/>
+          <w:szCs w:val="20"/>
+        </w:rPr>
+      </w:pPr>
+      <w:r>
+        <w:rPr>
+          <w:sz w:val="20"/>
+          <w:szCs w:val="20"/>
+        </w:rPr>
+        <w:t>Requirement Analysis – Gather and analyze business requirements.</w:t>
+      </w:r>
+    </w:p>
+    <w:p>
+      <w:pPr>
+        <w:spacing w:after="0"/>
+        <w:rPr>
+          <w:sz w:val="20"/>
+          <w:szCs w:val="20"/>
+        </w:rPr>
+      </w:pPr>
+      <w:r>
+        <w:rPr>
+          <w:sz w:val="20"/>
+          <w:szCs w:val="20"/>
+        </w:rPr>
+        <w:t>System/Functional Design – Design the system architecture and functionality.</w:t>
+      </w:r>
+    </w:p>
+    <w:p>
+      <w:pPr>
+        <w:spacing w:after="0"/>
+        <w:rPr>
+          <w:sz w:val="20"/>
+          <w:szCs w:val="20"/>
+        </w:rPr>
+      </w:pPr>
+      <w:r>
+        <w:rPr>
+          <w:sz w:val="20"/>
+          <w:szCs w:val="20"/>
+        </w:rPr>
+        <w:t>Development/Implementation – Write and build the application code.</w:t>
+      </w:r>
+    </w:p>
+    <w:p>
+      <w:pPr>
+        <w:spacing w:after="0"/>
+        <w:rPr>
+          <w:sz w:val="20"/>
+          <w:szCs w:val="20"/>
+        </w:rPr>
+      </w:pPr>
+      <w:r>
+        <w:rPr>
+          <w:sz w:val="20"/>
+          <w:szCs w:val="20"/>
+        </w:rPr>
+        <w:t>Testing – Verify that the software works as expected and identify defects.</w:t>
+      </w:r>
+    </w:p>
+    <w:p>
+      <w:pPr>
+        <w:spacing w:after="0"/>
+        <w:rPr>
+          <w:sz w:val="20"/>
+          <w:szCs w:val="20"/>
+        </w:rPr>
+      </w:pPr>
+      <w:r>
+        <w:rPr>
+          <w:sz w:val="20"/>
+          <w:szCs w:val="20"/>
+        </w:rPr>
+        <w:t>Deployment – Release the software to users or production environments.</w:t>
+      </w:r>
+    </w:p>
+    <w:p>
+      <w:pPr>
+        <w:spacing w:after="0"/>
+        <w:rPr>
+          <w:sz w:val="20"/>
+          <w:szCs w:val="20"/>
+        </w:rPr>
+      </w:pPr>
+      <w:r>
+        <w:rPr>
+          <w:sz w:val="20"/>
+          <w:szCs w:val="20"/>
+        </w:rPr>
+        <w:t>Maintenance – Fix bugs, provide updates, and enhance features after deployment.</w:t>
+      </w:r>
+    </w:p>
+    <w:p>
+      <w:pPr>
+        <w:spacing w:after="0"/>
+        <w:rPr>
+          <w:sz w:val="20"/>
+          <w:szCs w:val="20"/>
+        </w:rPr>
+      </w:pPr>
+    </w:p>
+    <w:p>
+      <w:pPr>
+        <w:spacing w:after="0"/>
+        <w:rPr>
+          <w:sz w:val="20"/>
+          <w:szCs w:val="20"/>
+        </w:rPr>
+      </w:pPr>
+      <w:r>
+        <w:rPr>
+          <w:sz w:val="20"/>
+          <w:szCs w:val="20"/>
+        </w:rPr>
+        <w:t>Functional Specification Document (FSD) – Describes the functional requirements and behavior of the system.</w:t>
+      </w:r>
+    </w:p>
+    <w:p>
+      <w:pPr>
+        <w:spacing w:after="0"/>
+        <w:rPr>
+          <w:sz w:val="20"/>
+          <w:szCs w:val="20"/>
+        </w:rPr>
+      </w:pPr>
+      <w:r>
+        <w:rPr>
+          <w:sz w:val="20"/>
+          <w:szCs w:val="20"/>
+        </w:rPr>
+        <w:t>Unit testing – Testing individual components or modules of the application.</w:t>
+      </w:r>
+    </w:p>
+    <w:p>
+      <w:pPr>
+        <w:spacing w:after="0"/>
+        <w:rPr>
+          <w:sz w:val="20"/>
+          <w:szCs w:val="20"/>
+        </w:rPr>
+      </w:pPr>
+    </w:p>
+    <w:p>
+      <w:pPr>
+        <w:spacing w:after="0"/>
+        <w:rPr>
+          <w:sz w:val="20"/>
+          <w:szCs w:val="20"/>
+        </w:rPr>
+      </w:pPr>
+      <w:r>
+        <w:rPr>
+          <w:sz w:val="20"/>
+          <w:szCs w:val="20"/>
+        </w:rPr>
+        <w:t xml:space="preserve">Types of </w:t>
+      </w:r>
+      <w:proofErr w:type="gramStart"/>
+      <w:r>
+        <w:rPr>
+          <w:sz w:val="20"/>
+          <w:szCs w:val="20"/>
+        </w:rPr>
+        <w:t>SERVER</w:t>
+      </w:r>
+      <w:proofErr w:type="gramEnd"/>
+      <w:r>
+        <w:rPr>
+          <w:sz w:val="20"/>
+          <w:szCs w:val="20"/>
+        </w:rPr>
+        <w:t>:</w:t>
+      </w:r>
+    </w:p>
+    <w:p>
+      <w:pPr>
+        <w:spacing w:after="0"/>
+        <w:rPr>
+          <w:sz w:val="20"/>
+          <w:szCs w:val="20"/>
+        </w:rPr>
+      </w:pPr>
+      <w:r>
+        <w:rPr>
+          <w:sz w:val="20"/>
+          <w:szCs w:val="20"/>
+        </w:rPr>
+        <w:t>Development (DEV) – Used by developers for coding and initial testing.</w:t>
+      </w:r>
+    </w:p>
+    <w:p>
+      <w:pPr>
+        <w:spacing w:after="0"/>
+        <w:rPr>
+          <w:sz w:val="20"/>
+          <w:szCs w:val="20"/>
+        </w:rPr>
+      </w:pPr>
+      <w:r>
+        <w:rPr>
+          <w:sz w:val="20"/>
+          <w:szCs w:val="20"/>
+        </w:rPr>
+        <w:t>Quality Assurance (QA) – Used by testers to validate application functionality.</w:t>
+      </w:r>
+    </w:p>
+    <w:p>
+      <w:pPr>
+        <w:spacing w:after="0"/>
+        <w:rPr>
+          <w:sz w:val="20"/>
+          <w:szCs w:val="20"/>
+        </w:rPr>
+      </w:pPr>
+      <w:r>
+        <w:rPr>
+          <w:sz w:val="20"/>
+          <w:szCs w:val="20"/>
+        </w:rPr>
+        <w:t>Production (PROD) – Live environment used by end users.</w:t>
+      </w:r>
+    </w:p>
+    <w:p>
+      <w:pPr>
+        <w:spacing w:after="0"/>
+        <w:rPr>
+          <w:sz w:val="20"/>
+          <w:szCs w:val="20"/>
+        </w:rPr>
+      </w:pPr>
+    </w:p>
+    <w:p>
+      <w:pPr>
+        <w:spacing w:after="0"/>
+        <w:rPr>
+          <w:sz w:val="20"/>
+          <w:szCs w:val="20"/>
+        </w:rPr>
+      </w:pPr>
+      <w:r>
+        <w:rPr>
+          <w:sz w:val="20"/>
+          <w:szCs w:val="20"/>
+        </w:rPr>
+        <w:t>SDLC Models</w:t>
+      </w:r>
+    </w:p>
+    <w:p>
+      <w:pPr>
+        <w:spacing w:after="0"/>
+        <w:rPr>
+          <w:sz w:val="20"/>
+          <w:szCs w:val="20"/>
+        </w:rPr>
+      </w:pPr>
+      <w:r>
+        <w:rPr>
+          <w:sz w:val="20"/>
+          <w:szCs w:val="20"/>
+        </w:rPr>
+        <w:t>Waterfall Model – A sequential model where each phase is completed before moving to the next.</w:t>
+      </w:r>
+    </w:p>
+    <w:p>
+      <w:pPr>
+        <w:spacing w:after="0"/>
+        <w:rPr>
+          <w:sz w:val="20"/>
+          <w:szCs w:val="20"/>
+        </w:rPr>
+      </w:pPr>
+      <w:r>
+        <w:rPr>
+          <w:sz w:val="20"/>
+          <w:szCs w:val="20"/>
+        </w:rPr>
+        <w:t>Agile Model – An iterative and flexible model that delivers software in small increments (sprints).</w:t>
       </w:r>
     </w:p>
     <w:p>

--- a/Documentation/Documentation.docx
+++ b/Documentation/Documentation.docx
@@ -2462,6 +2462,2315 @@
           <w:szCs w:val="20"/>
         </w:rPr>
         <w:t>Agile Model – An iterative and flexible model that delivers software in small increments (sprints).</w:t>
+      </w:r>
+    </w:p>
+    <w:p>
+      <w:pPr>
+        <w:spacing w:after="0"/>
+        <w:rPr>
+          <w:sz w:val="20"/>
+          <w:szCs w:val="20"/>
+        </w:rPr>
+      </w:pPr>
+    </w:p>
+    <w:p>
+      <w:pPr>
+        <w:spacing w:after="0"/>
+        <w:rPr>
+          <w:sz w:val="20"/>
+          <w:szCs w:val="20"/>
+        </w:rPr>
+      </w:pPr>
+    </w:p>
+    <w:p>
+      <w:pPr>
+        <w:spacing w:after="0"/>
+        <w:rPr>
+          <w:sz w:val="20"/>
+          <w:szCs w:val="20"/>
+        </w:rPr>
+      </w:pPr>
+    </w:p>
+    <w:p>
+      <w:pPr>
+        <w:spacing w:after="0"/>
+        <w:rPr>
+          <w:sz w:val="20"/>
+          <w:szCs w:val="20"/>
+        </w:rPr>
+      </w:pPr>
+    </w:p>
+    <w:p>
+      <w:pPr>
+        <w:spacing w:after="0"/>
+        <w:rPr>
+          <w:sz w:val="20"/>
+          <w:szCs w:val="20"/>
+        </w:rPr>
+      </w:pPr>
+    </w:p>
+    <w:p>
+      <w:pPr>
+        <w:spacing w:after="0"/>
+        <w:rPr>
+          <w:sz w:val="20"/>
+          <w:szCs w:val="20"/>
+        </w:rPr>
+      </w:pPr>
+    </w:p>
+    <w:p>
+      <w:pPr>
+        <w:spacing w:after="0"/>
+        <w:rPr>
+          <w:sz w:val="20"/>
+          <w:szCs w:val="20"/>
+        </w:rPr>
+      </w:pPr>
+    </w:p>
+    <w:p>
+      <w:pPr>
+        <w:spacing w:after="0"/>
+        <w:rPr>
+          <w:sz w:val="20"/>
+          <w:szCs w:val="20"/>
+        </w:rPr>
+      </w:pPr>
+    </w:p>
+    <w:p>
+      <w:pPr>
+        <w:spacing w:after="0"/>
+        <w:rPr>
+          <w:sz w:val="20"/>
+          <w:szCs w:val="20"/>
+        </w:rPr>
+      </w:pPr>
+    </w:p>
+    <w:p>
+      <w:pPr>
+        <w:spacing w:after="0"/>
+        <w:rPr>
+          <w:sz w:val="20"/>
+          <w:szCs w:val="20"/>
+        </w:rPr>
+      </w:pPr>
+    </w:p>
+    <w:p>
+      <w:pPr>
+        <w:spacing w:after="0"/>
+        <w:rPr>
+          <w:sz w:val="20"/>
+          <w:szCs w:val="20"/>
+        </w:rPr>
+      </w:pPr>
+    </w:p>
+    <w:p>
+      <w:pPr>
+        <w:spacing w:after="0"/>
+        <w:rPr>
+          <w:sz w:val="20"/>
+          <w:szCs w:val="20"/>
+        </w:rPr>
+      </w:pPr>
+    </w:p>
+    <w:p>
+      <w:pPr>
+        <w:spacing w:after="0"/>
+        <w:rPr>
+          <w:sz w:val="20"/>
+          <w:szCs w:val="20"/>
+        </w:rPr>
+      </w:pPr>
+    </w:p>
+    <w:p>
+      <w:pPr>
+        <w:spacing w:after="0"/>
+        <w:rPr>
+          <w:sz w:val="20"/>
+          <w:szCs w:val="20"/>
+        </w:rPr>
+      </w:pPr>
+    </w:p>
+    <w:p>
+      <w:pPr>
+        <w:spacing w:after="0"/>
+        <w:rPr>
+          <w:sz w:val="20"/>
+          <w:szCs w:val="20"/>
+        </w:rPr>
+      </w:pPr>
+    </w:p>
+    <w:p>
+      <w:pPr>
+        <w:spacing w:after="0"/>
+        <w:rPr>
+          <w:sz w:val="20"/>
+          <w:szCs w:val="20"/>
+        </w:rPr>
+      </w:pPr>
+    </w:p>
+    <w:p>
+      <w:pPr>
+        <w:spacing w:after="0"/>
+        <w:rPr>
+          <w:sz w:val="20"/>
+          <w:szCs w:val="20"/>
+        </w:rPr>
+      </w:pPr>
+    </w:p>
+    <w:p>
+      <w:pPr>
+        <w:spacing w:after="0"/>
+        <w:rPr>
+          <w:sz w:val="20"/>
+          <w:szCs w:val="20"/>
+        </w:rPr>
+      </w:pPr>
+    </w:p>
+    <w:p>
+      <w:pPr>
+        <w:spacing w:after="0"/>
+        <w:rPr>
+          <w:sz w:val="20"/>
+          <w:szCs w:val="20"/>
+        </w:rPr>
+      </w:pPr>
+    </w:p>
+    <w:p>
+      <w:pPr>
+        <w:spacing w:after="0"/>
+        <w:rPr>
+          <w:sz w:val="20"/>
+          <w:szCs w:val="20"/>
+        </w:rPr>
+      </w:pPr>
+    </w:p>
+    <w:p>
+      <w:pPr>
+        <w:spacing w:after="0"/>
+        <w:rPr>
+          <w:sz w:val="20"/>
+          <w:szCs w:val="20"/>
+        </w:rPr>
+      </w:pPr>
+    </w:p>
+    <w:p>
+      <w:pPr>
+        <w:spacing w:after="0"/>
+        <w:rPr>
+          <w:sz w:val="20"/>
+          <w:szCs w:val="20"/>
+        </w:rPr>
+      </w:pPr>
+    </w:p>
+    <w:p>
+      <w:pPr>
+        <w:spacing w:after="0"/>
+        <w:rPr>
+          <w:sz w:val="20"/>
+          <w:szCs w:val="20"/>
+        </w:rPr>
+      </w:pPr>
+    </w:p>
+    <w:p>
+      <w:pPr>
+        <w:spacing w:after="0"/>
+        <w:rPr>
+          <w:sz w:val="20"/>
+          <w:szCs w:val="20"/>
+        </w:rPr>
+      </w:pPr>
+    </w:p>
+    <w:p>
+      <w:pPr>
+        <w:spacing w:after="0"/>
+        <w:rPr>
+          <w:b/>
+          <w:bCs/>
+        </w:rPr>
+      </w:pPr>
+      <w:r>
+        <w:rPr>
+          <w:b/>
+          <w:bCs/>
+        </w:rPr>
+        <w:lastRenderedPageBreak/>
+        <w:t>#</w:t>
+      </w:r>
+      <w:r>
+        <w:rPr>
+          <w:b/>
+          <w:bCs/>
+        </w:rPr>
+        <w:t>DAY 6:</w:t>
+      </w:r>
+      <w:r>
+        <w:rPr>
+          <w:b/>
+          <w:bCs/>
+        </w:rPr>
+        <w:t xml:space="preserve"> </w:t>
+      </w:r>
+      <w:r>
+        <w:rPr>
+          <w:b/>
+          <w:bCs/>
+        </w:rPr>
+        <w:t>SQL &amp; Microservices:</w:t>
+      </w:r>
+    </w:p>
+    <w:p>
+      <w:pPr>
+        <w:spacing w:after="0"/>
+        <w:rPr>
+          <w:b/>
+          <w:bCs/>
+        </w:rPr>
+      </w:pPr>
+    </w:p>
+    <w:p>
+      <w:pPr>
+        <w:spacing w:after="0"/>
+        <w:rPr>
+          <w:sz w:val="20"/>
+          <w:szCs w:val="20"/>
+        </w:rPr>
+      </w:pPr>
+      <w:r>
+        <w:rPr>
+          <w:sz w:val="20"/>
+          <w:szCs w:val="20"/>
+        </w:rPr>
+        <w:t>1. AND</w:t>
+      </w:r>
+    </w:p>
+    <w:p>
+      <w:pPr>
+        <w:spacing w:after="0"/>
+        <w:rPr>
+          <w:sz w:val="20"/>
+          <w:szCs w:val="20"/>
+        </w:rPr>
+      </w:pPr>
+      <w:r>
+        <w:rPr>
+          <w:sz w:val="20"/>
+          <w:szCs w:val="20"/>
+        </w:rPr>
+        <w:t>Definition: Returns rows only when all conditions are true.</w:t>
+      </w:r>
+    </w:p>
+    <w:p>
+      <w:pPr>
+        <w:spacing w:after="0"/>
+        <w:rPr>
+          <w:sz w:val="20"/>
+          <w:szCs w:val="20"/>
+        </w:rPr>
+      </w:pPr>
+      <w:r>
+        <w:rPr>
+          <w:sz w:val="20"/>
+          <w:szCs w:val="20"/>
+        </w:rPr>
+        <w:t>Example:</w:t>
+      </w:r>
+    </w:p>
+    <w:p>
+      <w:pPr>
+        <w:spacing w:after="0"/>
+        <w:rPr>
+          <w:sz w:val="20"/>
+          <w:szCs w:val="20"/>
+        </w:rPr>
+      </w:pPr>
+      <w:r>
+        <w:rPr>
+          <w:sz w:val="20"/>
+          <w:szCs w:val="20"/>
+        </w:rPr>
+        <w:t>SELECT * FROM Employees</w:t>
+      </w:r>
+    </w:p>
+    <w:p>
+      <w:pPr>
+        <w:spacing w:after="0"/>
+        <w:rPr>
+          <w:sz w:val="20"/>
+          <w:szCs w:val="20"/>
+        </w:rPr>
+      </w:pPr>
+      <w:r>
+        <w:rPr>
+          <w:sz w:val="20"/>
+          <w:szCs w:val="20"/>
+        </w:rPr>
+        <w:t>WHERE Department = 'IT' AND Salary &gt; 50000;</w:t>
+      </w:r>
+    </w:p>
+    <w:p>
+      <w:pPr>
+        <w:spacing w:after="0"/>
+        <w:rPr>
+          <w:sz w:val="20"/>
+          <w:szCs w:val="20"/>
+        </w:rPr>
+      </w:pPr>
+    </w:p>
+    <w:p>
+      <w:pPr>
+        <w:spacing w:after="0"/>
+        <w:rPr>
+          <w:sz w:val="20"/>
+          <w:szCs w:val="20"/>
+        </w:rPr>
+      </w:pPr>
+      <w:r>
+        <w:rPr>
+          <w:sz w:val="20"/>
+          <w:szCs w:val="20"/>
+        </w:rPr>
+        <w:t>2. OR</w:t>
+      </w:r>
+    </w:p>
+    <w:p>
+      <w:pPr>
+        <w:spacing w:after="0"/>
+        <w:rPr>
+          <w:sz w:val="20"/>
+          <w:szCs w:val="20"/>
+        </w:rPr>
+      </w:pPr>
+      <w:r>
+        <w:rPr>
+          <w:sz w:val="20"/>
+          <w:szCs w:val="20"/>
+        </w:rPr>
+        <w:t>Definition: Returns rows when at least one condition is true.</w:t>
+      </w:r>
+    </w:p>
+    <w:p>
+      <w:pPr>
+        <w:spacing w:after="0"/>
+        <w:rPr>
+          <w:sz w:val="20"/>
+          <w:szCs w:val="20"/>
+        </w:rPr>
+      </w:pPr>
+      <w:r>
+        <w:rPr>
+          <w:sz w:val="20"/>
+          <w:szCs w:val="20"/>
+        </w:rPr>
+        <w:t>Example:</w:t>
+      </w:r>
+    </w:p>
+    <w:p>
+      <w:pPr>
+        <w:spacing w:after="0"/>
+        <w:rPr>
+          <w:sz w:val="20"/>
+          <w:szCs w:val="20"/>
+        </w:rPr>
+      </w:pPr>
+      <w:r>
+        <w:rPr>
+          <w:sz w:val="20"/>
+          <w:szCs w:val="20"/>
+        </w:rPr>
+        <w:t>SELECT * FROM Employees</w:t>
+      </w:r>
+    </w:p>
+    <w:p>
+      <w:pPr>
+        <w:spacing w:after="0"/>
+        <w:rPr>
+          <w:sz w:val="20"/>
+          <w:szCs w:val="20"/>
+        </w:rPr>
+      </w:pPr>
+      <w:r>
+        <w:rPr>
+          <w:sz w:val="20"/>
+          <w:szCs w:val="20"/>
+        </w:rPr>
+        <w:t>WHERE Department = 'IT' OR Department = 'HR';</w:t>
+      </w:r>
+    </w:p>
+    <w:p>
+      <w:pPr>
+        <w:spacing w:after="0"/>
+        <w:rPr>
+          <w:sz w:val="20"/>
+          <w:szCs w:val="20"/>
+        </w:rPr>
+      </w:pPr>
+    </w:p>
+    <w:p>
+      <w:pPr>
+        <w:spacing w:after="0"/>
+        <w:rPr>
+          <w:sz w:val="20"/>
+          <w:szCs w:val="20"/>
+        </w:rPr>
+      </w:pPr>
+      <w:r>
+        <w:rPr>
+          <w:sz w:val="20"/>
+          <w:szCs w:val="20"/>
+        </w:rPr>
+        <w:t>3. NOT</w:t>
+      </w:r>
+    </w:p>
+    <w:p>
+      <w:pPr>
+        <w:spacing w:after="0"/>
+        <w:rPr>
+          <w:sz w:val="20"/>
+          <w:szCs w:val="20"/>
+        </w:rPr>
+      </w:pPr>
+      <w:r>
+        <w:rPr>
+          <w:sz w:val="20"/>
+          <w:szCs w:val="20"/>
+        </w:rPr>
+        <w:t>Definition: Reverses the condition.</w:t>
+      </w:r>
+    </w:p>
+    <w:p>
+      <w:pPr>
+        <w:spacing w:after="0"/>
+        <w:rPr>
+          <w:sz w:val="20"/>
+          <w:szCs w:val="20"/>
+        </w:rPr>
+      </w:pPr>
+      <w:r>
+        <w:rPr>
+          <w:sz w:val="20"/>
+          <w:szCs w:val="20"/>
+        </w:rPr>
+        <w:t>Example:</w:t>
+      </w:r>
+    </w:p>
+    <w:p>
+      <w:pPr>
+        <w:spacing w:after="0"/>
+        <w:rPr>
+          <w:sz w:val="20"/>
+          <w:szCs w:val="20"/>
+        </w:rPr>
+      </w:pPr>
+      <w:r>
+        <w:rPr>
+          <w:sz w:val="20"/>
+          <w:szCs w:val="20"/>
+        </w:rPr>
+        <w:t>SELECT * FROM Employees</w:t>
+      </w:r>
+    </w:p>
+    <w:p>
+      <w:pPr>
+        <w:spacing w:after="0"/>
+        <w:rPr>
+          <w:sz w:val="20"/>
+          <w:szCs w:val="20"/>
+        </w:rPr>
+      </w:pPr>
+      <w:r>
+        <w:rPr>
+          <w:sz w:val="20"/>
+          <w:szCs w:val="20"/>
+        </w:rPr>
+        <w:t>WHERE NOT Department = 'Sales';</w:t>
+      </w:r>
+    </w:p>
+    <w:p>
+      <w:pPr>
+        <w:spacing w:after="0"/>
+        <w:rPr>
+          <w:sz w:val="20"/>
+          <w:szCs w:val="20"/>
+        </w:rPr>
+      </w:pPr>
+    </w:p>
+    <w:p>
+      <w:pPr>
+        <w:spacing w:after="0"/>
+        <w:rPr>
+          <w:sz w:val="20"/>
+          <w:szCs w:val="20"/>
+        </w:rPr>
+      </w:pPr>
+      <w:r>
+        <w:rPr>
+          <w:sz w:val="20"/>
+          <w:szCs w:val="20"/>
+        </w:rPr>
+        <w:t>4. IN</w:t>
+      </w:r>
+    </w:p>
+    <w:p>
+      <w:pPr>
+        <w:spacing w:after="0"/>
+        <w:rPr>
+          <w:sz w:val="20"/>
+          <w:szCs w:val="20"/>
+        </w:rPr>
+      </w:pPr>
+      <w:r>
+        <w:rPr>
+          <w:sz w:val="20"/>
+          <w:szCs w:val="20"/>
+        </w:rPr>
+        <w:t>Definition: Checks whether a value exists in a list.</w:t>
+      </w:r>
+    </w:p>
+    <w:p>
+      <w:pPr>
+        <w:spacing w:after="0"/>
+        <w:rPr>
+          <w:sz w:val="20"/>
+          <w:szCs w:val="20"/>
+        </w:rPr>
+      </w:pPr>
+      <w:r>
+        <w:rPr>
+          <w:sz w:val="20"/>
+          <w:szCs w:val="20"/>
+        </w:rPr>
+        <w:t>Example:</w:t>
+      </w:r>
+    </w:p>
+    <w:p>
+      <w:pPr>
+        <w:spacing w:after="0"/>
+        <w:rPr>
+          <w:sz w:val="20"/>
+          <w:szCs w:val="20"/>
+        </w:rPr>
+      </w:pPr>
+      <w:r>
+        <w:rPr>
+          <w:sz w:val="20"/>
+          <w:szCs w:val="20"/>
+        </w:rPr>
+        <w:t>SELECT * FROM Employees</w:t>
+      </w:r>
+    </w:p>
+    <w:p>
+      <w:pPr>
+        <w:spacing w:after="0"/>
+        <w:rPr>
+          <w:sz w:val="20"/>
+          <w:szCs w:val="20"/>
+        </w:rPr>
+      </w:pPr>
+      <w:r>
+        <w:rPr>
+          <w:sz w:val="20"/>
+          <w:szCs w:val="20"/>
+        </w:rPr>
+        <w:t>WHERE Department IN ('IT', 'HR');</w:t>
+      </w:r>
+    </w:p>
+    <w:p>
+      <w:pPr>
+        <w:spacing w:after="0"/>
+        <w:rPr>
+          <w:sz w:val="20"/>
+          <w:szCs w:val="20"/>
+        </w:rPr>
+      </w:pPr>
+    </w:p>
+    <w:p>
+      <w:pPr>
+        <w:spacing w:after="0"/>
+        <w:rPr>
+          <w:sz w:val="20"/>
+          <w:szCs w:val="20"/>
+        </w:rPr>
+      </w:pPr>
+      <w:r>
+        <w:rPr>
+          <w:sz w:val="20"/>
+          <w:szCs w:val="20"/>
+        </w:rPr>
+        <w:t>5. BETWEEN</w:t>
+      </w:r>
+    </w:p>
+    <w:p>
+      <w:pPr>
+        <w:spacing w:after="0"/>
+        <w:rPr>
+          <w:sz w:val="20"/>
+          <w:szCs w:val="20"/>
+        </w:rPr>
+      </w:pPr>
+      <w:r>
+        <w:rPr>
+          <w:sz w:val="20"/>
+          <w:szCs w:val="20"/>
+        </w:rPr>
+        <w:t>Definition: Checks whether a value is within a range (inclusive).</w:t>
+      </w:r>
+    </w:p>
+    <w:p>
+      <w:pPr>
+        <w:spacing w:after="0"/>
+        <w:rPr>
+          <w:sz w:val="20"/>
+          <w:szCs w:val="20"/>
+        </w:rPr>
+      </w:pPr>
+      <w:r>
+        <w:rPr>
+          <w:sz w:val="20"/>
+          <w:szCs w:val="20"/>
+        </w:rPr>
+        <w:t>Example:</w:t>
+      </w:r>
+    </w:p>
+    <w:p>
+      <w:pPr>
+        <w:spacing w:after="0"/>
+        <w:rPr>
+          <w:sz w:val="20"/>
+          <w:szCs w:val="20"/>
+        </w:rPr>
+      </w:pPr>
+      <w:r>
+        <w:rPr>
+          <w:sz w:val="20"/>
+          <w:szCs w:val="20"/>
+        </w:rPr>
+        <w:t>SELECT * FROM Employees</w:t>
+      </w:r>
+    </w:p>
+    <w:p>
+      <w:pPr>
+        <w:spacing w:after="0"/>
+        <w:rPr>
+          <w:sz w:val="20"/>
+          <w:szCs w:val="20"/>
+        </w:rPr>
+      </w:pPr>
+      <w:r>
+        <w:rPr>
+          <w:sz w:val="20"/>
+          <w:szCs w:val="20"/>
+        </w:rPr>
+        <w:t>WHERE Salary BETWEEN 30000 AND 50000;</w:t>
+      </w:r>
+    </w:p>
+    <w:p>
+      <w:pPr>
+        <w:spacing w:after="0"/>
+        <w:rPr>
+          <w:sz w:val="20"/>
+          <w:szCs w:val="20"/>
+        </w:rPr>
+      </w:pPr>
+    </w:p>
+    <w:p>
+      <w:pPr>
+        <w:spacing w:after="0"/>
+        <w:rPr>
+          <w:sz w:val="20"/>
+          <w:szCs w:val="20"/>
+        </w:rPr>
+      </w:pPr>
+      <w:r>
+        <w:rPr>
+          <w:sz w:val="20"/>
+          <w:szCs w:val="20"/>
+        </w:rPr>
+        <w:t>6. LIKE (Pattern Matching)</w:t>
+      </w:r>
+    </w:p>
+    <w:p>
+      <w:pPr>
+        <w:spacing w:after="0"/>
+        <w:rPr>
+          <w:sz w:val="20"/>
+          <w:szCs w:val="20"/>
+        </w:rPr>
+      </w:pPr>
+      <w:r>
+        <w:rPr>
+          <w:sz w:val="20"/>
+          <w:szCs w:val="20"/>
+        </w:rPr>
+        <w:t>Definition: Searches for values that match a specific pattern.</w:t>
+      </w:r>
+    </w:p>
+    <w:p>
+      <w:pPr>
+        <w:spacing w:after="0"/>
+        <w:rPr>
+          <w:sz w:val="20"/>
+          <w:szCs w:val="20"/>
+        </w:rPr>
+      </w:pPr>
+      <w:r>
+        <w:rPr>
+          <w:sz w:val="20"/>
+          <w:szCs w:val="20"/>
+        </w:rPr>
+        <w:t>Example:</w:t>
+      </w:r>
+    </w:p>
+    <w:p>
+      <w:pPr>
+        <w:spacing w:after="0"/>
+        <w:rPr>
+          <w:sz w:val="20"/>
+          <w:szCs w:val="20"/>
+        </w:rPr>
+      </w:pPr>
+      <w:r>
+        <w:rPr>
+          <w:sz w:val="20"/>
+          <w:szCs w:val="20"/>
+        </w:rPr>
+        <w:t>SELECT * FROM Employees</w:t>
+      </w:r>
+    </w:p>
+    <w:p>
+      <w:pPr>
+        <w:spacing w:after="0"/>
+        <w:rPr>
+          <w:sz w:val="20"/>
+          <w:szCs w:val="20"/>
+        </w:rPr>
+      </w:pPr>
+      <w:r>
+        <w:rPr>
+          <w:sz w:val="20"/>
+          <w:szCs w:val="20"/>
+        </w:rPr>
+        <w:t>WHERE Name LIKE 'A%';</w:t>
+      </w:r>
+    </w:p>
+    <w:p>
+      <w:pPr>
+        <w:spacing w:after="0"/>
+        <w:rPr>
+          <w:sz w:val="20"/>
+          <w:szCs w:val="20"/>
+        </w:rPr>
+      </w:pPr>
+      <w:r>
+        <w:rPr>
+          <w:sz w:val="20"/>
+          <w:szCs w:val="20"/>
+        </w:rPr>
+        <w:t>(Returns names starting with A.)</w:t>
+      </w:r>
+    </w:p>
+    <w:p>
+      <w:pPr>
+        <w:spacing w:after="0"/>
+        <w:rPr>
+          <w:sz w:val="20"/>
+          <w:szCs w:val="20"/>
+        </w:rPr>
+      </w:pPr>
+    </w:p>
+    <w:p>
+      <w:pPr>
+        <w:spacing w:after="0"/>
+        <w:rPr>
+          <w:sz w:val="20"/>
+          <w:szCs w:val="20"/>
+        </w:rPr>
+      </w:pPr>
+      <w:r>
+        <w:rPr>
+          <w:sz w:val="20"/>
+          <w:szCs w:val="20"/>
+        </w:rPr>
+        <w:t>7. IS NULL</w:t>
+      </w:r>
+    </w:p>
+    <w:p>
+      <w:pPr>
+        <w:spacing w:after="0"/>
+        <w:rPr>
+          <w:sz w:val="20"/>
+          <w:szCs w:val="20"/>
+        </w:rPr>
+      </w:pPr>
+      <w:r>
+        <w:rPr>
+          <w:sz w:val="20"/>
+          <w:szCs w:val="20"/>
+        </w:rPr>
+        <w:t>Definition: Checks whether a column contains a NULL value.</w:t>
+      </w:r>
+    </w:p>
+    <w:p>
+      <w:pPr>
+        <w:spacing w:after="0"/>
+        <w:rPr>
+          <w:sz w:val="20"/>
+          <w:szCs w:val="20"/>
+        </w:rPr>
+      </w:pPr>
+      <w:r>
+        <w:rPr>
+          <w:sz w:val="20"/>
+          <w:szCs w:val="20"/>
+        </w:rPr>
+        <w:t>Example:</w:t>
+      </w:r>
+    </w:p>
+    <w:p>
+      <w:pPr>
+        <w:spacing w:after="0"/>
+        <w:rPr>
+          <w:sz w:val="20"/>
+          <w:szCs w:val="20"/>
+        </w:rPr>
+      </w:pPr>
+      <w:r>
+        <w:rPr>
+          <w:sz w:val="20"/>
+          <w:szCs w:val="20"/>
+        </w:rPr>
+        <w:t>SELECT * FROM Employees</w:t>
+      </w:r>
+    </w:p>
+    <w:p>
+      <w:pPr>
+        <w:spacing w:after="0"/>
+        <w:rPr>
+          <w:sz w:val="20"/>
+          <w:szCs w:val="20"/>
+        </w:rPr>
+      </w:pPr>
+      <w:r>
+        <w:rPr>
+          <w:sz w:val="20"/>
+          <w:szCs w:val="20"/>
+        </w:rPr>
+        <w:t xml:space="preserve">WHERE </w:t>
+      </w:r>
+      <w:proofErr w:type="spellStart"/>
+      <w:r>
+        <w:rPr>
+          <w:sz w:val="20"/>
+          <w:szCs w:val="20"/>
+        </w:rPr>
+        <w:t>Manager_ID</w:t>
+      </w:r>
+      <w:proofErr w:type="spellEnd"/>
+      <w:r>
+        <w:rPr>
+          <w:sz w:val="20"/>
+          <w:szCs w:val="20"/>
+        </w:rPr>
+        <w:t xml:space="preserve"> IS NULL.</w:t>
+      </w:r>
+    </w:p>
+    <w:p>
+      <w:pPr>
+        <w:spacing w:after="0"/>
+        <w:rPr>
+          <w:sz w:val="20"/>
+          <w:szCs w:val="20"/>
+        </w:rPr>
+      </w:pPr>
+    </w:p>
+    <w:p>
+      <w:pPr>
+        <w:spacing w:after="0"/>
+        <w:rPr>
+          <w:sz w:val="20"/>
+          <w:szCs w:val="20"/>
+        </w:rPr>
+      </w:pPr>
+      <w:r>
+        <w:rPr>
+          <w:sz w:val="20"/>
+          <w:szCs w:val="20"/>
+        </w:rPr>
+        <w:lastRenderedPageBreak/>
+        <w:t xml:space="preserve">8. </w:t>
+      </w:r>
+      <w:proofErr w:type="gramStart"/>
+      <w:r>
+        <w:rPr>
+          <w:sz w:val="20"/>
+          <w:szCs w:val="20"/>
+        </w:rPr>
+        <w:t>WHERE</w:t>
+      </w:r>
+      <w:proofErr w:type="gramEnd"/>
+    </w:p>
+    <w:p>
+      <w:pPr>
+        <w:spacing w:after="0"/>
+        <w:rPr>
+          <w:sz w:val="20"/>
+          <w:szCs w:val="20"/>
+        </w:rPr>
+      </w:pPr>
+      <w:r>
+        <w:rPr>
+          <w:sz w:val="20"/>
+          <w:szCs w:val="20"/>
+        </w:rPr>
+        <w:t>Definition: Filters rows before grouping.</w:t>
+      </w:r>
+    </w:p>
+    <w:p>
+      <w:pPr>
+        <w:spacing w:after="0"/>
+        <w:rPr>
+          <w:sz w:val="20"/>
+          <w:szCs w:val="20"/>
+        </w:rPr>
+      </w:pPr>
+      <w:r>
+        <w:rPr>
+          <w:sz w:val="20"/>
+          <w:szCs w:val="20"/>
+        </w:rPr>
+        <w:t>Example:</w:t>
+      </w:r>
+    </w:p>
+    <w:p>
+      <w:pPr>
+        <w:spacing w:after="0"/>
+        <w:rPr>
+          <w:sz w:val="20"/>
+          <w:szCs w:val="20"/>
+        </w:rPr>
+      </w:pPr>
+      <w:r>
+        <w:rPr>
+          <w:sz w:val="20"/>
+          <w:szCs w:val="20"/>
+        </w:rPr>
+        <w:t>SELECT * FROM Employees</w:t>
+      </w:r>
+    </w:p>
+    <w:p>
+      <w:pPr>
+        <w:spacing w:after="0"/>
+        <w:rPr>
+          <w:sz w:val="20"/>
+          <w:szCs w:val="20"/>
+        </w:rPr>
+      </w:pPr>
+      <w:r>
+        <w:rPr>
+          <w:sz w:val="20"/>
+          <w:szCs w:val="20"/>
+        </w:rPr>
+        <w:t>WHERE Salary &gt; 50000.</w:t>
+      </w:r>
+    </w:p>
+    <w:p>
+      <w:pPr>
+        <w:spacing w:after="0"/>
+        <w:rPr>
+          <w:sz w:val="20"/>
+          <w:szCs w:val="20"/>
+        </w:rPr>
+      </w:pPr>
+    </w:p>
+    <w:p>
+      <w:pPr>
+        <w:spacing w:after="0"/>
+        <w:rPr>
+          <w:sz w:val="20"/>
+          <w:szCs w:val="20"/>
+        </w:rPr>
+      </w:pPr>
+      <w:r>
+        <w:rPr>
+          <w:sz w:val="20"/>
+          <w:szCs w:val="20"/>
+        </w:rPr>
+        <w:t>9. GROUP BY</w:t>
+      </w:r>
+    </w:p>
+    <w:p>
+      <w:pPr>
+        <w:spacing w:after="0"/>
+        <w:rPr>
+          <w:sz w:val="20"/>
+          <w:szCs w:val="20"/>
+        </w:rPr>
+      </w:pPr>
+      <w:r>
+        <w:rPr>
+          <w:sz w:val="20"/>
+          <w:szCs w:val="20"/>
+        </w:rPr>
+        <w:t>Definition: Groups rows with the same values and is used with aggregate functions.</w:t>
+      </w:r>
+    </w:p>
+    <w:p>
+      <w:pPr>
+        <w:spacing w:after="0"/>
+        <w:rPr>
+          <w:sz w:val="20"/>
+          <w:szCs w:val="20"/>
+        </w:rPr>
+      </w:pPr>
+      <w:r>
+        <w:rPr>
+          <w:sz w:val="20"/>
+          <w:szCs w:val="20"/>
+        </w:rPr>
+        <w:t>Example:</w:t>
+      </w:r>
+    </w:p>
+    <w:p>
+      <w:pPr>
+        <w:spacing w:after="0"/>
+        <w:rPr>
+          <w:sz w:val="20"/>
+          <w:szCs w:val="20"/>
+        </w:rPr>
+      </w:pPr>
+      <w:r>
+        <w:rPr>
+          <w:sz w:val="20"/>
+          <w:szCs w:val="20"/>
+        </w:rPr>
+        <w:t xml:space="preserve">SELECT Department, </w:t>
+      </w:r>
+      <w:proofErr w:type="gramStart"/>
+      <w:r>
+        <w:rPr>
+          <w:sz w:val="20"/>
+          <w:szCs w:val="20"/>
+        </w:rPr>
+        <w:t>COUNT(</w:t>
+      </w:r>
+      <w:proofErr w:type="gramEnd"/>
+      <w:r>
+        <w:rPr>
+          <w:sz w:val="20"/>
+          <w:szCs w:val="20"/>
+        </w:rPr>
+        <w:t>*)</w:t>
+      </w:r>
+    </w:p>
+    <w:p>
+      <w:pPr>
+        <w:spacing w:after="0"/>
+        <w:rPr>
+          <w:sz w:val="20"/>
+          <w:szCs w:val="20"/>
+        </w:rPr>
+      </w:pPr>
+      <w:r>
+        <w:rPr>
+          <w:sz w:val="20"/>
+          <w:szCs w:val="20"/>
+        </w:rPr>
+        <w:t>FROM Employees</w:t>
+      </w:r>
+    </w:p>
+    <w:p>
+      <w:pPr>
+        <w:spacing w:after="0"/>
+        <w:rPr>
+          <w:sz w:val="20"/>
+          <w:szCs w:val="20"/>
+        </w:rPr>
+      </w:pPr>
+      <w:r>
+        <w:rPr>
+          <w:sz w:val="20"/>
+          <w:szCs w:val="20"/>
+        </w:rPr>
+        <w:t>GROUP BY Department;</w:t>
+      </w:r>
+    </w:p>
+    <w:p>
+      <w:pPr>
+        <w:spacing w:after="0"/>
+        <w:rPr>
+          <w:sz w:val="20"/>
+          <w:szCs w:val="20"/>
+        </w:rPr>
+      </w:pPr>
+    </w:p>
+    <w:p>
+      <w:pPr>
+        <w:spacing w:after="0"/>
+        <w:rPr>
+          <w:sz w:val="20"/>
+          <w:szCs w:val="20"/>
+        </w:rPr>
+      </w:pPr>
+      <w:r>
+        <w:rPr>
+          <w:sz w:val="20"/>
+          <w:szCs w:val="20"/>
+        </w:rPr>
+        <w:t>10. HAVING</w:t>
+      </w:r>
+    </w:p>
+    <w:p>
+      <w:pPr>
+        <w:spacing w:after="0"/>
+        <w:rPr>
+          <w:sz w:val="20"/>
+          <w:szCs w:val="20"/>
+        </w:rPr>
+      </w:pPr>
+      <w:r>
+        <w:rPr>
+          <w:sz w:val="20"/>
+          <w:szCs w:val="20"/>
+        </w:rPr>
+        <w:t>Definition: Filters grouped data after GROUP BY.</w:t>
+      </w:r>
+    </w:p>
+    <w:p>
+      <w:pPr>
+        <w:spacing w:after="0"/>
+        <w:rPr>
+          <w:sz w:val="20"/>
+          <w:szCs w:val="20"/>
+        </w:rPr>
+      </w:pPr>
+      <w:r>
+        <w:rPr>
+          <w:sz w:val="20"/>
+          <w:szCs w:val="20"/>
+        </w:rPr>
+        <w:t>Example:</w:t>
+      </w:r>
+    </w:p>
+    <w:p>
+      <w:pPr>
+        <w:spacing w:after="0"/>
+        <w:rPr>
+          <w:sz w:val="20"/>
+          <w:szCs w:val="20"/>
+        </w:rPr>
+      </w:pPr>
+      <w:r>
+        <w:rPr>
+          <w:sz w:val="20"/>
+          <w:szCs w:val="20"/>
+        </w:rPr>
+        <w:t xml:space="preserve">SELECT Department, </w:t>
+      </w:r>
+      <w:proofErr w:type="gramStart"/>
+      <w:r>
+        <w:rPr>
+          <w:sz w:val="20"/>
+          <w:szCs w:val="20"/>
+        </w:rPr>
+        <w:t>COUNT(</w:t>
+      </w:r>
+      <w:proofErr w:type="gramEnd"/>
+      <w:r>
+        <w:rPr>
+          <w:sz w:val="20"/>
+          <w:szCs w:val="20"/>
+        </w:rPr>
+        <w:t>*)</w:t>
+      </w:r>
+    </w:p>
+    <w:p>
+      <w:pPr>
+        <w:spacing w:after="0"/>
+        <w:rPr>
+          <w:sz w:val="20"/>
+          <w:szCs w:val="20"/>
+        </w:rPr>
+      </w:pPr>
+      <w:r>
+        <w:rPr>
+          <w:sz w:val="20"/>
+          <w:szCs w:val="20"/>
+        </w:rPr>
+        <w:t>FROM Employees</w:t>
+      </w:r>
+    </w:p>
+    <w:p>
+      <w:pPr>
+        <w:spacing w:after="0"/>
+        <w:rPr>
+          <w:sz w:val="20"/>
+          <w:szCs w:val="20"/>
+        </w:rPr>
+      </w:pPr>
+      <w:r>
+        <w:rPr>
+          <w:sz w:val="20"/>
+          <w:szCs w:val="20"/>
+        </w:rPr>
+        <w:t>GROUP BY Department</w:t>
+      </w:r>
+    </w:p>
+    <w:p>
+      <w:pPr>
+        <w:spacing w:after="0"/>
+        <w:rPr>
+          <w:sz w:val="20"/>
+          <w:szCs w:val="20"/>
+        </w:rPr>
+      </w:pPr>
+      <w:r>
+        <w:rPr>
+          <w:sz w:val="20"/>
+          <w:szCs w:val="20"/>
+        </w:rPr>
+        <w:t xml:space="preserve">HAVING </w:t>
+      </w:r>
+      <w:proofErr w:type="gramStart"/>
+      <w:r>
+        <w:rPr>
+          <w:sz w:val="20"/>
+          <w:szCs w:val="20"/>
+        </w:rPr>
+        <w:t>COUNT(</w:t>
+      </w:r>
+      <w:proofErr w:type="gramEnd"/>
+      <w:r>
+        <w:rPr>
+          <w:sz w:val="20"/>
+          <w:szCs w:val="20"/>
+        </w:rPr>
+        <w:t>*) &gt; 5;</w:t>
+      </w:r>
+    </w:p>
+    <w:p>
+      <w:pPr>
+        <w:spacing w:after="0"/>
+        <w:rPr>
+          <w:sz w:val="20"/>
+          <w:szCs w:val="20"/>
+        </w:rPr>
+      </w:pPr>
+    </w:p>
+    <w:p>
+      <w:pPr>
+        <w:spacing w:after="0"/>
+        <w:rPr>
+          <w:sz w:val="20"/>
+          <w:szCs w:val="20"/>
+        </w:rPr>
+      </w:pPr>
+      <w:r>
+        <w:rPr>
+          <w:sz w:val="20"/>
+          <w:szCs w:val="20"/>
+        </w:rPr>
+        <w:t>11. UNION</w:t>
+      </w:r>
+    </w:p>
+    <w:p>
+      <w:pPr>
+        <w:spacing w:after="0"/>
+        <w:rPr>
+          <w:sz w:val="20"/>
+          <w:szCs w:val="20"/>
+        </w:rPr>
+      </w:pPr>
+      <w:r>
+        <w:rPr>
+          <w:sz w:val="20"/>
+          <w:szCs w:val="20"/>
+        </w:rPr>
+        <w:t>Definition: Combines results of two queries and removes duplicate rows.</w:t>
+      </w:r>
+    </w:p>
+    <w:p>
+      <w:pPr>
+        <w:spacing w:after="0"/>
+        <w:rPr>
+          <w:sz w:val="20"/>
+          <w:szCs w:val="20"/>
+        </w:rPr>
+      </w:pPr>
+      <w:r>
+        <w:rPr>
+          <w:sz w:val="20"/>
+          <w:szCs w:val="20"/>
+        </w:rPr>
+        <w:t>Example:</w:t>
+      </w:r>
+    </w:p>
+    <w:p>
+      <w:pPr>
+        <w:spacing w:after="0"/>
+        <w:rPr>
+          <w:sz w:val="20"/>
+          <w:szCs w:val="20"/>
+        </w:rPr>
+      </w:pPr>
+      <w:r>
+        <w:rPr>
+          <w:sz w:val="20"/>
+          <w:szCs w:val="20"/>
+        </w:rPr>
+        <w:t>SELECT Name FROM Students</w:t>
+      </w:r>
+    </w:p>
+    <w:p>
+      <w:pPr>
+        <w:spacing w:after="0"/>
+        <w:rPr>
+          <w:sz w:val="20"/>
+          <w:szCs w:val="20"/>
+        </w:rPr>
+      </w:pPr>
+      <w:r>
+        <w:rPr>
+          <w:sz w:val="20"/>
+          <w:szCs w:val="20"/>
+        </w:rPr>
+        <w:t>UNION</w:t>
+      </w:r>
+    </w:p>
+    <w:p>
+      <w:pPr>
+        <w:spacing w:after="0"/>
+        <w:rPr>
+          <w:sz w:val="20"/>
+          <w:szCs w:val="20"/>
+        </w:rPr>
+      </w:pPr>
+      <w:r>
+        <w:rPr>
+          <w:sz w:val="20"/>
+          <w:szCs w:val="20"/>
+        </w:rPr>
+        <w:t>SELECT Name FROM Teachers;</w:t>
+      </w:r>
+    </w:p>
+    <w:p>
+      <w:pPr>
+        <w:spacing w:after="0"/>
+        <w:rPr>
+          <w:sz w:val="20"/>
+          <w:szCs w:val="20"/>
+        </w:rPr>
+      </w:pPr>
+    </w:p>
+    <w:p>
+      <w:pPr>
+        <w:spacing w:after="0"/>
+        <w:rPr>
+          <w:sz w:val="20"/>
+          <w:szCs w:val="20"/>
+        </w:rPr>
+      </w:pPr>
+      <w:r>
+        <w:rPr>
+          <w:sz w:val="20"/>
+          <w:szCs w:val="20"/>
+        </w:rPr>
+        <w:t>12. UNION ALL</w:t>
+      </w:r>
+    </w:p>
+    <w:p>
+      <w:pPr>
+        <w:spacing w:after="0"/>
+        <w:rPr>
+          <w:sz w:val="20"/>
+          <w:szCs w:val="20"/>
+        </w:rPr>
+      </w:pPr>
+      <w:r>
+        <w:rPr>
+          <w:sz w:val="20"/>
+          <w:szCs w:val="20"/>
+        </w:rPr>
+        <w:t>Definition: Combines results of two queries and keeps duplicate rows.</w:t>
+      </w:r>
+    </w:p>
+    <w:p>
+      <w:pPr>
+        <w:spacing w:after="0"/>
+        <w:rPr>
+          <w:sz w:val="20"/>
+          <w:szCs w:val="20"/>
+        </w:rPr>
+      </w:pPr>
+      <w:r>
+        <w:rPr>
+          <w:sz w:val="20"/>
+          <w:szCs w:val="20"/>
+        </w:rPr>
+        <w:t>Example:</w:t>
+      </w:r>
+    </w:p>
+    <w:p>
+      <w:pPr>
+        <w:spacing w:after="0"/>
+        <w:rPr>
+          <w:sz w:val="20"/>
+          <w:szCs w:val="20"/>
+        </w:rPr>
+      </w:pPr>
+      <w:r>
+        <w:rPr>
+          <w:sz w:val="20"/>
+          <w:szCs w:val="20"/>
+        </w:rPr>
+        <w:t>SELECT Name FROM Students</w:t>
+      </w:r>
+    </w:p>
+    <w:p>
+      <w:pPr>
+        <w:spacing w:after="0"/>
+        <w:rPr>
+          <w:sz w:val="20"/>
+          <w:szCs w:val="20"/>
+        </w:rPr>
+      </w:pPr>
+      <w:r>
+        <w:rPr>
+          <w:sz w:val="20"/>
+          <w:szCs w:val="20"/>
+        </w:rPr>
+        <w:t>UNION ALL</w:t>
+      </w:r>
+    </w:p>
+    <w:p>
+      <w:pPr>
+        <w:spacing w:after="0"/>
+        <w:rPr>
+          <w:sz w:val="20"/>
+          <w:szCs w:val="20"/>
+        </w:rPr>
+      </w:pPr>
+      <w:r>
+        <w:rPr>
+          <w:sz w:val="20"/>
+          <w:szCs w:val="20"/>
+        </w:rPr>
+        <w:t>SELECT Name FROM Teachers;</w:t>
+      </w:r>
+    </w:p>
+    <w:p>
+      <w:pPr>
+        <w:spacing w:after="0"/>
+        <w:rPr>
+          <w:sz w:val="20"/>
+          <w:szCs w:val="20"/>
+        </w:rPr>
+      </w:pPr>
+    </w:p>
+    <w:p>
+      <w:pPr>
+        <w:spacing w:after="0"/>
+        <w:rPr>
+          <w:sz w:val="20"/>
+          <w:szCs w:val="20"/>
+        </w:rPr>
+      </w:pPr>
+      <w:r>
+        <w:rPr>
+          <w:sz w:val="20"/>
+          <w:szCs w:val="20"/>
+        </w:rPr>
+        <w:t>13. INTERSECT</w:t>
+      </w:r>
+    </w:p>
+    <w:p>
+      <w:pPr>
+        <w:spacing w:after="0"/>
+        <w:rPr>
+          <w:sz w:val="20"/>
+          <w:szCs w:val="20"/>
+        </w:rPr>
+      </w:pPr>
+      <w:r>
+        <w:rPr>
+          <w:sz w:val="20"/>
+          <w:szCs w:val="20"/>
+        </w:rPr>
+        <w:t>Definition: Returns only the common rows from two queries.</w:t>
+      </w:r>
+    </w:p>
+    <w:p>
+      <w:pPr>
+        <w:spacing w:after="0"/>
+        <w:rPr>
+          <w:sz w:val="20"/>
+          <w:szCs w:val="20"/>
+        </w:rPr>
+      </w:pPr>
+      <w:r>
+        <w:rPr>
+          <w:sz w:val="20"/>
+          <w:szCs w:val="20"/>
+        </w:rPr>
+        <w:t>Example:</w:t>
+      </w:r>
+    </w:p>
+    <w:p>
+      <w:pPr>
+        <w:spacing w:after="0"/>
+        <w:rPr>
+          <w:sz w:val="20"/>
+          <w:szCs w:val="20"/>
+        </w:rPr>
+      </w:pPr>
+      <w:r>
+        <w:rPr>
+          <w:sz w:val="20"/>
+          <w:szCs w:val="20"/>
+        </w:rPr>
+        <w:t>SELECT Name FROM Students</w:t>
+      </w:r>
+    </w:p>
+    <w:p>
+      <w:pPr>
+        <w:spacing w:after="0"/>
+        <w:rPr>
+          <w:sz w:val="20"/>
+          <w:szCs w:val="20"/>
+        </w:rPr>
+      </w:pPr>
+      <w:r>
+        <w:rPr>
+          <w:sz w:val="20"/>
+          <w:szCs w:val="20"/>
+        </w:rPr>
+        <w:t>INTERSECT</w:t>
+      </w:r>
+    </w:p>
+    <w:p>
+      <w:pPr>
+        <w:spacing w:after="0"/>
+        <w:rPr>
+          <w:sz w:val="20"/>
+          <w:szCs w:val="20"/>
+        </w:rPr>
+      </w:pPr>
+      <w:r>
+        <w:rPr>
+          <w:sz w:val="20"/>
+          <w:szCs w:val="20"/>
+        </w:rPr>
+        <w:t>SELECT Name FROM Teachers;</w:t>
+      </w:r>
+    </w:p>
+    <w:p>
+      <w:pPr>
+        <w:spacing w:after="0"/>
+        <w:rPr>
+          <w:sz w:val="20"/>
+          <w:szCs w:val="20"/>
+        </w:rPr>
+      </w:pPr>
+    </w:p>
+    <w:p>
+      <w:pPr>
+        <w:spacing w:after="0"/>
+        <w:rPr>
+          <w:sz w:val="20"/>
+          <w:szCs w:val="20"/>
+        </w:rPr>
+      </w:pPr>
+      <w:r>
+        <w:rPr>
+          <w:sz w:val="20"/>
+          <w:szCs w:val="20"/>
+        </w:rPr>
+        <w:t>14. INNER JOIN</w:t>
+      </w:r>
+    </w:p>
+    <w:p>
+      <w:pPr>
+        <w:spacing w:after="0"/>
+        <w:rPr>
+          <w:sz w:val="20"/>
+          <w:szCs w:val="20"/>
+        </w:rPr>
+      </w:pPr>
+      <w:r>
+        <w:rPr>
+          <w:sz w:val="20"/>
+          <w:szCs w:val="20"/>
+        </w:rPr>
+        <w:t>Definition: Returns only matching rows from both tables.</w:t>
+      </w:r>
+    </w:p>
+    <w:p>
+      <w:pPr>
+        <w:spacing w:after="0"/>
+        <w:rPr>
+          <w:sz w:val="20"/>
+          <w:szCs w:val="20"/>
+        </w:rPr>
+      </w:pPr>
+      <w:r>
+        <w:rPr>
+          <w:sz w:val="20"/>
+          <w:szCs w:val="20"/>
+        </w:rPr>
+        <w:t>Example:</w:t>
+      </w:r>
+    </w:p>
+    <w:p>
+      <w:pPr>
+        <w:spacing w:after="0"/>
+        <w:rPr>
+          <w:sz w:val="20"/>
+          <w:szCs w:val="20"/>
+        </w:rPr>
+      </w:pPr>
+      <w:r>
+        <w:rPr>
+          <w:sz w:val="20"/>
+          <w:szCs w:val="20"/>
+        </w:rPr>
+        <w:lastRenderedPageBreak/>
+        <w:t xml:space="preserve">SELECT </w:t>
+      </w:r>
+      <w:proofErr w:type="spellStart"/>
+      <w:proofErr w:type="gramStart"/>
+      <w:r>
+        <w:rPr>
+          <w:sz w:val="20"/>
+          <w:szCs w:val="20"/>
+        </w:rPr>
+        <w:t>e.Name</w:t>
+      </w:r>
+      <w:proofErr w:type="spellEnd"/>
+      <w:proofErr w:type="gramEnd"/>
+      <w:r>
+        <w:rPr>
+          <w:sz w:val="20"/>
+          <w:szCs w:val="20"/>
+        </w:rPr>
+        <w:t xml:space="preserve">, </w:t>
+      </w:r>
+      <w:proofErr w:type="spellStart"/>
+      <w:proofErr w:type="gramStart"/>
+      <w:r>
+        <w:rPr>
+          <w:sz w:val="20"/>
+          <w:szCs w:val="20"/>
+        </w:rPr>
+        <w:t>d.DepartmentName</w:t>
+      </w:r>
+      <w:proofErr w:type="spellEnd"/>
+      <w:proofErr w:type="gramEnd"/>
+    </w:p>
+    <w:p>
+      <w:pPr>
+        <w:spacing w:after="0"/>
+        <w:rPr>
+          <w:sz w:val="20"/>
+          <w:szCs w:val="20"/>
+        </w:rPr>
+      </w:pPr>
+      <w:r>
+        <w:rPr>
+          <w:sz w:val="20"/>
+          <w:szCs w:val="20"/>
+        </w:rPr>
+        <w:t>FROM Employees e</w:t>
+      </w:r>
+    </w:p>
+    <w:p>
+      <w:pPr>
+        <w:spacing w:after="0"/>
+        <w:rPr>
+          <w:sz w:val="20"/>
+          <w:szCs w:val="20"/>
+        </w:rPr>
+      </w:pPr>
+      <w:r>
+        <w:rPr>
+          <w:sz w:val="20"/>
+          <w:szCs w:val="20"/>
+        </w:rPr>
+        <w:t>INNER JOIN Departments d</w:t>
+      </w:r>
+    </w:p>
+    <w:p>
+      <w:pPr>
+        <w:spacing w:after="0"/>
+        <w:rPr>
+          <w:sz w:val="20"/>
+          <w:szCs w:val="20"/>
+        </w:rPr>
+      </w:pPr>
+      <w:r>
+        <w:rPr>
+          <w:sz w:val="20"/>
+          <w:szCs w:val="20"/>
+        </w:rPr>
+        <w:t xml:space="preserve">ON </w:t>
+      </w:r>
+      <w:proofErr w:type="spellStart"/>
+      <w:proofErr w:type="gramStart"/>
+      <w:r>
+        <w:rPr>
+          <w:sz w:val="20"/>
+          <w:szCs w:val="20"/>
+        </w:rPr>
+        <w:t>e.DeptID</w:t>
+      </w:r>
+      <w:proofErr w:type="spellEnd"/>
+      <w:proofErr w:type="gramEnd"/>
+      <w:r>
+        <w:rPr>
+          <w:sz w:val="20"/>
+          <w:szCs w:val="20"/>
+        </w:rPr>
+        <w:t xml:space="preserve"> = </w:t>
+      </w:r>
+      <w:proofErr w:type="spellStart"/>
+      <w:proofErr w:type="gramStart"/>
+      <w:r>
+        <w:rPr>
+          <w:sz w:val="20"/>
+          <w:szCs w:val="20"/>
+        </w:rPr>
+        <w:t>d.DeptID</w:t>
+      </w:r>
+      <w:proofErr w:type="spellEnd"/>
+      <w:proofErr w:type="gramEnd"/>
+      <w:r>
+        <w:rPr>
+          <w:sz w:val="20"/>
+          <w:szCs w:val="20"/>
+        </w:rPr>
+        <w:t>;</w:t>
+      </w:r>
+    </w:p>
+    <w:p>
+      <w:pPr>
+        <w:spacing w:after="0"/>
+        <w:rPr>
+          <w:sz w:val="20"/>
+          <w:szCs w:val="20"/>
+        </w:rPr>
+      </w:pPr>
+    </w:p>
+    <w:p>
+      <w:pPr>
+        <w:spacing w:after="0"/>
+        <w:rPr>
+          <w:sz w:val="20"/>
+          <w:szCs w:val="20"/>
+        </w:rPr>
+      </w:pPr>
+      <w:r>
+        <w:rPr>
+          <w:sz w:val="20"/>
+          <w:szCs w:val="20"/>
+        </w:rPr>
+        <w:t>15. LEFT JOIN</w:t>
+      </w:r>
+    </w:p>
+    <w:p>
+      <w:pPr>
+        <w:spacing w:after="0"/>
+        <w:rPr>
+          <w:sz w:val="20"/>
+          <w:szCs w:val="20"/>
+        </w:rPr>
+      </w:pPr>
+      <w:r>
+        <w:rPr>
+          <w:sz w:val="20"/>
+          <w:szCs w:val="20"/>
+        </w:rPr>
+        <w:t>Definition: Returns all rows from the left table and matching rows from the right table.</w:t>
+      </w:r>
+    </w:p>
+    <w:p>
+      <w:pPr>
+        <w:spacing w:after="0"/>
+        <w:rPr>
+          <w:sz w:val="20"/>
+          <w:szCs w:val="20"/>
+        </w:rPr>
+      </w:pPr>
+      <w:r>
+        <w:rPr>
+          <w:sz w:val="20"/>
+          <w:szCs w:val="20"/>
+        </w:rPr>
+        <w:t>Example:</w:t>
+      </w:r>
+    </w:p>
+    <w:p>
+      <w:pPr>
+        <w:spacing w:after="0"/>
+        <w:rPr>
+          <w:sz w:val="20"/>
+          <w:szCs w:val="20"/>
+        </w:rPr>
+      </w:pPr>
+      <w:r>
+        <w:rPr>
+          <w:sz w:val="20"/>
+          <w:szCs w:val="20"/>
+        </w:rPr>
+        <w:t xml:space="preserve">SELECT </w:t>
+      </w:r>
+      <w:proofErr w:type="spellStart"/>
+      <w:proofErr w:type="gramStart"/>
+      <w:r>
+        <w:rPr>
+          <w:sz w:val="20"/>
+          <w:szCs w:val="20"/>
+        </w:rPr>
+        <w:t>e.Name</w:t>
+      </w:r>
+      <w:proofErr w:type="spellEnd"/>
+      <w:proofErr w:type="gramEnd"/>
+      <w:r>
+        <w:rPr>
+          <w:sz w:val="20"/>
+          <w:szCs w:val="20"/>
+        </w:rPr>
+        <w:t xml:space="preserve">, </w:t>
+      </w:r>
+      <w:proofErr w:type="spellStart"/>
+      <w:proofErr w:type="gramStart"/>
+      <w:r>
+        <w:rPr>
+          <w:sz w:val="20"/>
+          <w:szCs w:val="20"/>
+        </w:rPr>
+        <w:t>d.DepartmentName</w:t>
+      </w:r>
+      <w:proofErr w:type="spellEnd"/>
+      <w:proofErr w:type="gramEnd"/>
+    </w:p>
+    <w:p>
+      <w:pPr>
+        <w:spacing w:after="0"/>
+        <w:rPr>
+          <w:sz w:val="20"/>
+          <w:szCs w:val="20"/>
+        </w:rPr>
+      </w:pPr>
+      <w:r>
+        <w:rPr>
+          <w:sz w:val="20"/>
+          <w:szCs w:val="20"/>
+        </w:rPr>
+        <w:t>FROM Employees e</w:t>
+      </w:r>
+    </w:p>
+    <w:p>
+      <w:pPr>
+        <w:spacing w:after="0"/>
+        <w:rPr>
+          <w:sz w:val="20"/>
+          <w:szCs w:val="20"/>
+        </w:rPr>
+      </w:pPr>
+      <w:r>
+        <w:rPr>
+          <w:sz w:val="20"/>
+          <w:szCs w:val="20"/>
+        </w:rPr>
+        <w:t>LEFT JOIN Departments d</w:t>
+      </w:r>
+    </w:p>
+    <w:p>
+      <w:pPr>
+        <w:spacing w:after="0"/>
+        <w:rPr>
+          <w:sz w:val="20"/>
+          <w:szCs w:val="20"/>
+        </w:rPr>
+      </w:pPr>
+      <w:r>
+        <w:rPr>
+          <w:sz w:val="20"/>
+          <w:szCs w:val="20"/>
+        </w:rPr>
+        <w:t xml:space="preserve">ON </w:t>
+      </w:r>
+      <w:proofErr w:type="spellStart"/>
+      <w:proofErr w:type="gramStart"/>
+      <w:r>
+        <w:rPr>
+          <w:sz w:val="20"/>
+          <w:szCs w:val="20"/>
+        </w:rPr>
+        <w:t>e.DeptID</w:t>
+      </w:r>
+      <w:proofErr w:type="spellEnd"/>
+      <w:proofErr w:type="gramEnd"/>
+      <w:r>
+        <w:rPr>
+          <w:sz w:val="20"/>
+          <w:szCs w:val="20"/>
+        </w:rPr>
+        <w:t xml:space="preserve"> = </w:t>
+      </w:r>
+      <w:proofErr w:type="spellStart"/>
+      <w:proofErr w:type="gramStart"/>
+      <w:r>
+        <w:rPr>
+          <w:sz w:val="20"/>
+          <w:szCs w:val="20"/>
+        </w:rPr>
+        <w:t>d.DeptID</w:t>
+      </w:r>
+      <w:proofErr w:type="spellEnd"/>
+      <w:proofErr w:type="gramEnd"/>
+      <w:r>
+        <w:rPr>
+          <w:sz w:val="20"/>
+          <w:szCs w:val="20"/>
+        </w:rPr>
+        <w:t>;</w:t>
+      </w:r>
+    </w:p>
+    <w:p>
+      <w:pPr>
+        <w:spacing w:after="0"/>
+        <w:rPr>
+          <w:sz w:val="20"/>
+          <w:szCs w:val="20"/>
+        </w:rPr>
+      </w:pPr>
+    </w:p>
+    <w:p>
+      <w:pPr>
+        <w:spacing w:after="0"/>
+        <w:rPr>
+          <w:sz w:val="20"/>
+          <w:szCs w:val="20"/>
+        </w:rPr>
+      </w:pPr>
+      <w:r>
+        <w:rPr>
+          <w:sz w:val="20"/>
+          <w:szCs w:val="20"/>
+        </w:rPr>
+        <w:t>16. RIGHT JOIN</w:t>
+      </w:r>
+    </w:p>
+    <w:p>
+      <w:pPr>
+        <w:spacing w:after="0"/>
+        <w:rPr>
+          <w:sz w:val="20"/>
+          <w:szCs w:val="20"/>
+        </w:rPr>
+      </w:pPr>
+      <w:r>
+        <w:rPr>
+          <w:sz w:val="20"/>
+          <w:szCs w:val="20"/>
+        </w:rPr>
+        <w:t>Definition: Returns all rows from the right table and matching rows from the left table.</w:t>
+      </w:r>
+    </w:p>
+    <w:p>
+      <w:pPr>
+        <w:spacing w:after="0"/>
+        <w:rPr>
+          <w:sz w:val="20"/>
+          <w:szCs w:val="20"/>
+        </w:rPr>
+      </w:pPr>
+      <w:r>
+        <w:rPr>
+          <w:sz w:val="20"/>
+          <w:szCs w:val="20"/>
+        </w:rPr>
+        <w:t>Example:</w:t>
+      </w:r>
+    </w:p>
+    <w:p>
+      <w:pPr>
+        <w:spacing w:after="0"/>
+        <w:rPr>
+          <w:sz w:val="20"/>
+          <w:szCs w:val="20"/>
+        </w:rPr>
+      </w:pPr>
+      <w:r>
+        <w:rPr>
+          <w:sz w:val="20"/>
+          <w:szCs w:val="20"/>
+        </w:rPr>
+        <w:t xml:space="preserve">SELECT </w:t>
+      </w:r>
+      <w:proofErr w:type="spellStart"/>
+      <w:proofErr w:type="gramStart"/>
+      <w:r>
+        <w:rPr>
+          <w:sz w:val="20"/>
+          <w:szCs w:val="20"/>
+        </w:rPr>
+        <w:t>e.Name</w:t>
+      </w:r>
+      <w:proofErr w:type="spellEnd"/>
+      <w:proofErr w:type="gramEnd"/>
+      <w:r>
+        <w:rPr>
+          <w:sz w:val="20"/>
+          <w:szCs w:val="20"/>
+        </w:rPr>
+        <w:t xml:space="preserve">, </w:t>
+      </w:r>
+      <w:proofErr w:type="spellStart"/>
+      <w:proofErr w:type="gramStart"/>
+      <w:r>
+        <w:rPr>
+          <w:sz w:val="20"/>
+          <w:szCs w:val="20"/>
+        </w:rPr>
+        <w:t>d.DepartmentName</w:t>
+      </w:r>
+      <w:proofErr w:type="spellEnd"/>
+      <w:proofErr w:type="gramEnd"/>
+    </w:p>
+    <w:p>
+      <w:pPr>
+        <w:spacing w:after="0"/>
+        <w:rPr>
+          <w:sz w:val="20"/>
+          <w:szCs w:val="20"/>
+        </w:rPr>
+      </w:pPr>
+      <w:r>
+        <w:rPr>
+          <w:sz w:val="20"/>
+          <w:szCs w:val="20"/>
+        </w:rPr>
+        <w:t>FROM Employees e</w:t>
+      </w:r>
+    </w:p>
+    <w:p>
+      <w:pPr>
+        <w:spacing w:after="0"/>
+        <w:rPr>
+          <w:sz w:val="20"/>
+          <w:szCs w:val="20"/>
+        </w:rPr>
+      </w:pPr>
+      <w:r>
+        <w:rPr>
+          <w:sz w:val="20"/>
+          <w:szCs w:val="20"/>
+        </w:rPr>
+        <w:t>RIGHT JOIN Departments d</w:t>
+      </w:r>
+    </w:p>
+    <w:p>
+      <w:pPr>
+        <w:spacing w:after="0"/>
+        <w:rPr>
+          <w:sz w:val="20"/>
+          <w:szCs w:val="20"/>
+        </w:rPr>
+      </w:pPr>
+      <w:r>
+        <w:rPr>
+          <w:sz w:val="20"/>
+          <w:szCs w:val="20"/>
+        </w:rPr>
+        <w:t xml:space="preserve">ON </w:t>
+      </w:r>
+      <w:proofErr w:type="spellStart"/>
+      <w:proofErr w:type="gramStart"/>
+      <w:r>
+        <w:rPr>
+          <w:sz w:val="20"/>
+          <w:szCs w:val="20"/>
+        </w:rPr>
+        <w:t>e.DeptID</w:t>
+      </w:r>
+      <w:proofErr w:type="spellEnd"/>
+      <w:proofErr w:type="gramEnd"/>
+      <w:r>
+        <w:rPr>
+          <w:sz w:val="20"/>
+          <w:szCs w:val="20"/>
+        </w:rPr>
+        <w:t xml:space="preserve"> = </w:t>
+      </w:r>
+      <w:proofErr w:type="spellStart"/>
+      <w:proofErr w:type="gramStart"/>
+      <w:r>
+        <w:rPr>
+          <w:sz w:val="20"/>
+          <w:szCs w:val="20"/>
+        </w:rPr>
+        <w:t>d.DeptID</w:t>
+      </w:r>
+      <w:proofErr w:type="spellEnd"/>
+      <w:proofErr w:type="gramEnd"/>
+      <w:r>
+        <w:rPr>
+          <w:sz w:val="20"/>
+          <w:szCs w:val="20"/>
+        </w:rPr>
+        <w:t>.</w:t>
+      </w:r>
+    </w:p>
+    <w:p>
+      <w:pPr>
+        <w:spacing w:after="0"/>
+        <w:rPr>
+          <w:sz w:val="20"/>
+          <w:szCs w:val="20"/>
+        </w:rPr>
+      </w:pPr>
+    </w:p>
+    <w:p>
+      <w:pPr>
+        <w:spacing w:after="0"/>
+        <w:rPr>
+          <w:sz w:val="20"/>
+          <w:szCs w:val="20"/>
+        </w:rPr>
+      </w:pPr>
+      <w:r>
+        <w:rPr>
+          <w:sz w:val="20"/>
+          <w:szCs w:val="20"/>
+        </w:rPr>
+        <w:t>17. Microservices</w:t>
+      </w:r>
+    </w:p>
+    <w:p>
+      <w:pPr>
+        <w:spacing w:after="0"/>
+        <w:rPr>
+          <w:sz w:val="20"/>
+          <w:szCs w:val="20"/>
+        </w:rPr>
+      </w:pPr>
+      <w:r>
+        <w:rPr>
+          <w:sz w:val="20"/>
+          <w:szCs w:val="20"/>
+        </w:rPr>
+        <w:t>Definition: A software architecture where an application is divided into small, independent services, each performing a specific business function and communicating through APIs.</w:t>
+      </w:r>
+    </w:p>
+    <w:p>
+      <w:pPr>
+        <w:spacing w:after="0"/>
+        <w:rPr>
+          <w:sz w:val="20"/>
+          <w:szCs w:val="20"/>
+        </w:rPr>
+      </w:pPr>
+      <w:r>
+        <w:rPr>
+          <w:sz w:val="20"/>
+          <w:szCs w:val="20"/>
+        </w:rPr>
+        <w:t>Example:</w:t>
+      </w:r>
+    </w:p>
+    <w:p>
+      <w:pPr>
+        <w:spacing w:after="0"/>
+        <w:rPr>
+          <w:sz w:val="20"/>
+          <w:szCs w:val="20"/>
+        </w:rPr>
+      </w:pPr>
+      <w:r>
+        <w:rPr>
+          <w:sz w:val="20"/>
+          <w:szCs w:val="20"/>
+        </w:rPr>
+        <w:t>An e-commerce application can have:</w:t>
+      </w:r>
+    </w:p>
+    <w:p>
+      <w:pPr>
+        <w:spacing w:after="0"/>
+        <w:rPr>
+          <w:sz w:val="20"/>
+          <w:szCs w:val="20"/>
+        </w:rPr>
+      </w:pPr>
+      <w:r>
+        <w:rPr>
+          <w:sz w:val="20"/>
+          <w:szCs w:val="20"/>
+        </w:rPr>
+        <w:t>User Service</w:t>
+      </w:r>
+    </w:p>
+    <w:p>
+      <w:pPr>
+        <w:spacing w:after="0"/>
+        <w:rPr>
+          <w:sz w:val="20"/>
+          <w:szCs w:val="20"/>
+        </w:rPr>
+      </w:pPr>
+      <w:r>
+        <w:rPr>
+          <w:sz w:val="20"/>
+          <w:szCs w:val="20"/>
+        </w:rPr>
+        <w:t>Product Service</w:t>
+      </w:r>
+    </w:p>
+    <w:p>
+      <w:pPr>
+        <w:spacing w:after="0"/>
+        <w:rPr>
+          <w:sz w:val="20"/>
+          <w:szCs w:val="20"/>
+        </w:rPr>
+      </w:pPr>
+      <w:r>
+        <w:rPr>
+          <w:sz w:val="20"/>
+          <w:szCs w:val="20"/>
+        </w:rPr>
+        <w:t>Order Service</w:t>
+      </w:r>
+    </w:p>
+    <w:p>
+      <w:pPr>
+        <w:spacing w:after="0"/>
+        <w:rPr>
+          <w:sz w:val="20"/>
+          <w:szCs w:val="20"/>
+        </w:rPr>
+      </w:pPr>
+      <w:r>
+        <w:rPr>
+          <w:sz w:val="20"/>
+          <w:szCs w:val="20"/>
+        </w:rPr>
+        <w:t>Payment Service</w:t>
+      </w:r>
+    </w:p>
+    <w:p>
+      <w:pPr>
+        <w:spacing w:after="0"/>
+        <w:rPr>
+          <w:sz w:val="20"/>
+          <w:szCs w:val="20"/>
+        </w:rPr>
+      </w:pPr>
+      <w:r>
+        <w:rPr>
+          <w:sz w:val="20"/>
+          <w:szCs w:val="20"/>
+        </w:rPr>
+        <w:t>Each service works independently and communicates with the others through APIs.</w:t>
       </w:r>
     </w:p>
     <w:p>
@@ -3087,7 +5396,6 @@
   <w:style w:type="character" w:default="1" w:styleId="DefaultParagraphFont">
     <w:name w:val="Default Paragraph Font"/>
     <w:uiPriority w:val="1"/>
-    <w:semiHidden/>
     <w:unhideWhenUsed/>
   </w:style>
   <w:style w:type="table" w:default="1" w:styleId="TableNormal">
